--- a/docs/forgotten-felines/published-policies/cat-rescue-euthanasia-policy.docx
+++ b/docs/forgotten-felines/published-policies/cat-rescue-euthanasia-policy.docx
@@ -4,841 +4,388 @@
   <w:body>
     <w:p>
       <w:pPr>
-        <w:shd w:val="clear" w:color="auto" w:fill="05A44E"/>
-        <w:spacing w:before="0" w:after="0"/>
+        <w:pStyle w:val="Heading1"/>
       </w:pPr>
+      <w:r>
+        <w:t>Cat Rescue Euthanasia Policy</w:t>
+      </w:r>
+    </w:p>
+    <w:p>
       <w:r>
         <w:rPr>
           <w:b/>
-          <w:color w:val="FFFFFF"/>
-          <w:sz w:val="17"/>
         </w:rPr>
-        <w:t>POLICY DOCUMENT</w:t>
+        <w:t>Forgotten Felines Cat Rescue — Charity No. 1181190</w:t>
+      </w:r>
+    </w:p>
+    <w:p>
+      <w:r>
+        <w:rPr>
+          <w:b/>
+        </w:rPr>
+        <w:t>Version:</w:t>
+      </w:r>
+      <w:r>
+        <w:t xml:space="preserve"> 2.0 </w:t>
+      </w:r>
+      <w:r>
+        <w:rPr>
+          <w:b/>
+        </w:rPr>
+        <w:t>Last Reviewed:</w:t>
+      </w:r>
+      <w:r>
+        <w:t xml:space="preserve"> 2026-04-14 </w:t>
+      </w:r>
+      <w:r>
+        <w:rPr>
+          <w:b/>
+        </w:rPr>
+        <w:t>Next Review Due:</w:t>
+      </w:r>
+      <w:r>
+        <w:t xml:space="preserve"> 2027-04-14 </w:t>
+      </w:r>
+      <w:r>
+        <w:rPr>
+          <w:b/>
+        </w:rPr>
+        <w:t>Approved by:</w:t>
+      </w:r>
+      <w:r>
+        <w:t xml:space="preserve"> _[Founder/Trustee — to be signed]_ </w:t>
+      </w:r>
+      <w:r>
+        <w:rPr>
+          <w:b/>
+        </w:rPr>
+        <w:t>Approval Date:</w:t>
+      </w:r>
+      <w:r>
+        <w:t xml:space="preserve"> _[to be signed]_</w:t>
+      </w:r>
+    </w:p>
+    <w:p>
+      <w:r>
+        <w:rPr>
+          <w:i/>
+        </w:rPr>
+        <w:t>________________________________________</w:t>
       </w:r>
     </w:p>
     <w:p>
       <w:pPr>
-        <w:shd w:val="clear" w:color="auto" w:fill="05A44E"/>
-        <w:spacing w:before="0" w:after="240"/>
+        <w:pStyle w:val="Heading2"/>
       </w:pPr>
       <w:r>
-        <w:rPr>
-          <w:color w:val="FFFFFF"/>
-          <w:sz w:val="44"/>
-        </w:rPr>
-        <w:t>Cat Rescue Euthanasia Policy</w:t>
+        <w:t>1. Purpose</w:t>
       </w:r>
     </w:p>
-    <w:tbl>
-      <w:tblPr>
-        <w:tblStyle w:val="TableGrid"/>
-        <w:tblW w:type="auto" w:w="0"/>
-        <w:tblLook w:firstColumn="1" w:firstRow="1" w:lastColumn="0" w:lastRow="0" w:noHBand="0" w:noVBand="1" w:val="04A0"/>
-      </w:tblPr>
-      <w:tblGrid>
-        <w:gridCol w:w="2268"/>
-        <w:gridCol w:w="2268"/>
-        <w:gridCol w:w="2268"/>
-        <w:gridCol w:w="2268"/>
-      </w:tblGrid>
-      <w:tr>
-        <w:tc>
-          <w:tcPr>
-            <w:tcW w:type="dxa" w:w="2268"/>
-            <w:shd w:val="clear" w:color="auto" w:fill="E6F8EF"/>
-          </w:tcPr>
-          <w:p>
-            <w:pPr>
-              <w:spacing w:before="60" w:after="60"/>
-            </w:pPr>
-            <w:r>
-              <w:rPr>
-                <w:b/>
-                <w:color w:val="037A3A"/>
-                <w:sz w:val="19"/>
-              </w:rPr>
-              <w:t>Policy Number</w:t>
-            </w:r>
-          </w:p>
-        </w:tc>
-        <w:tc>
-          <w:tcPr>
-            <w:tcW w:type="dxa" w:w="2268"/>
-            <w:shd w:val="clear" w:color="auto" w:fill="FFFFFF"/>
-          </w:tcPr>
-          <w:p>
-            <w:pPr>
-              <w:spacing w:before="60" w:after="60"/>
-            </w:pPr>
-            <w:r>
-              <w:rPr>
-                <w:b w:val="0"/>
-                <w:color w:val="111827"/>
-                <w:sz w:val="19"/>
-              </w:rPr>
-              <w:t>FF-AC-006</w:t>
-            </w:r>
-          </w:p>
-        </w:tc>
-        <w:tc>
-          <w:tcPr>
-            <w:tcW w:type="dxa" w:w="2268"/>
-            <w:shd w:val="clear" w:color="auto" w:fill="E6F8EF"/>
-          </w:tcPr>
-          <w:p>
-            <w:pPr>
-              <w:spacing w:before="60" w:after="60"/>
-            </w:pPr>
-            <w:r>
-              <w:rPr>
-                <w:b/>
-                <w:color w:val="037A3A"/>
-                <w:sz w:val="19"/>
-              </w:rPr>
-              <w:t>Category</w:t>
-            </w:r>
-          </w:p>
-        </w:tc>
-        <w:tc>
-          <w:tcPr>
-            <w:tcW w:type="dxa" w:w="2268"/>
-            <w:shd w:val="clear" w:color="auto" w:fill="FFFFFF"/>
-          </w:tcPr>
-          <w:p>
-            <w:pPr>
-              <w:spacing w:before="60" w:after="60"/>
-            </w:pPr>
-            <w:r>
-              <w:rPr>
-                <w:b w:val="0"/>
-                <w:color w:val="111827"/>
-                <w:sz w:val="19"/>
-              </w:rPr>
-              <w:t>Animal Care</w:t>
-            </w:r>
-          </w:p>
-        </w:tc>
-      </w:tr>
-      <w:tr>
-        <w:tc>
-          <w:tcPr>
-            <w:tcW w:type="dxa" w:w="2268"/>
-            <w:shd w:val="clear" w:color="auto" w:fill="C2EDD6"/>
-          </w:tcPr>
-          <w:p>
-            <w:pPr>
-              <w:spacing w:before="60" w:after="60"/>
-            </w:pPr>
-            <w:r>
-              <w:rPr>
-                <w:b/>
-                <w:color w:val="037A3A"/>
-                <w:sz w:val="19"/>
-              </w:rPr>
-              <w:t>Version</w:t>
-            </w:r>
-          </w:p>
-        </w:tc>
-        <w:tc>
-          <w:tcPr>
-            <w:tcW w:type="dxa" w:w="2268"/>
-            <w:shd w:val="clear" w:color="auto" w:fill="FFFFFF"/>
-          </w:tcPr>
-          <w:p>
-            <w:pPr>
-              <w:spacing w:before="60" w:after="60"/>
-            </w:pPr>
-            <w:r>
-              <w:rPr>
-                <w:b w:val="0"/>
-                <w:color w:val="111827"/>
-                <w:sz w:val="19"/>
-              </w:rPr>
-              <w:t>1.0</w:t>
-            </w:r>
-          </w:p>
-        </w:tc>
-        <w:tc>
-          <w:tcPr>
-            <w:tcW w:type="dxa" w:w="2268"/>
-            <w:shd w:val="clear" w:color="auto" w:fill="C2EDD6"/>
-          </w:tcPr>
-          <w:p>
-            <w:pPr>
-              <w:spacing w:before="60" w:after="60"/>
-            </w:pPr>
-            <w:r>
-              <w:rPr>
-                <w:b/>
-                <w:color w:val="037A3A"/>
-                <w:sz w:val="19"/>
-              </w:rPr>
-              <w:t>Status</w:t>
-            </w:r>
-          </w:p>
-        </w:tc>
-        <w:tc>
-          <w:tcPr>
-            <w:tcW w:type="dxa" w:w="2268"/>
-            <w:shd w:val="clear" w:color="auto" w:fill="FFFFFF"/>
-          </w:tcPr>
-          <w:p>
-            <w:pPr>
-              <w:spacing w:before="60" w:after="60"/>
-            </w:pPr>
-            <w:r>
-              <w:rPr>
-                <w:b w:val="0"/>
-                <w:color w:val="111827"/>
-                <w:sz w:val="19"/>
-              </w:rPr>
-              <w:t>Active</w:t>
-            </w:r>
-          </w:p>
-        </w:tc>
-      </w:tr>
-      <w:tr>
-        <w:tc>
-          <w:tcPr>
-            <w:tcW w:type="dxa" w:w="2268"/>
-            <w:shd w:val="clear" w:color="auto" w:fill="E6F8EF"/>
-          </w:tcPr>
-          <w:p>
-            <w:pPr>
-              <w:spacing w:before="60" w:after="60"/>
-            </w:pPr>
-            <w:r>
-              <w:rPr>
-                <w:b/>
-                <w:color w:val="037A3A"/>
-                <w:sz w:val="19"/>
-              </w:rPr>
-              <w:t>Date Adopted</w:t>
-            </w:r>
-          </w:p>
-        </w:tc>
-        <w:tc>
-          <w:tcPr>
-            <w:tcW w:type="dxa" w:w="2268"/>
-            <w:shd w:val="clear" w:color="auto" w:fill="FFFFFF"/>
-          </w:tcPr>
-          <w:p>
-            <w:pPr>
-              <w:spacing w:before="60" w:after="60"/>
-            </w:pPr>
-            <w:r>
-              <w:rPr>
-                <w:b w:val="0"/>
-                <w:color w:val="111827"/>
-                <w:sz w:val="19"/>
-              </w:rPr>
-              <w:t>[DD Month YYYY]</w:t>
-            </w:r>
-          </w:p>
-        </w:tc>
-        <w:tc>
-          <w:tcPr>
-            <w:tcW w:type="dxa" w:w="2268"/>
-            <w:shd w:val="clear" w:color="auto" w:fill="E6F8EF"/>
-          </w:tcPr>
-          <w:p>
-            <w:pPr>
-              <w:spacing w:before="60" w:after="60"/>
-            </w:pPr>
-            <w:r>
-              <w:rPr>
-                <w:b/>
-                <w:color w:val="037A3A"/>
-                <w:sz w:val="19"/>
-              </w:rPr>
-              <w:t>Next Review Date</w:t>
-            </w:r>
-          </w:p>
-        </w:tc>
-        <w:tc>
-          <w:tcPr>
-            <w:tcW w:type="dxa" w:w="2268"/>
-            <w:shd w:val="clear" w:color="auto" w:fill="FFFFFF"/>
-          </w:tcPr>
-          <w:p>
-            <w:pPr>
-              <w:spacing w:before="60" w:after="60"/>
-            </w:pPr>
-            <w:r>
-              <w:rPr>
-                <w:b w:val="0"/>
-                <w:color w:val="111827"/>
-                <w:sz w:val="19"/>
-              </w:rPr>
-              <w:t>Annually</w:t>
-            </w:r>
-          </w:p>
-        </w:tc>
-      </w:tr>
-      <w:tr>
-        <w:tc>
-          <w:tcPr>
-            <w:tcW w:type="dxa" w:w="2268"/>
-            <w:shd w:val="clear" w:color="auto" w:fill="C2EDD6"/>
-          </w:tcPr>
-          <w:p>
-            <w:pPr>
-              <w:spacing w:before="60" w:after="60"/>
-            </w:pPr>
-            <w:r>
-              <w:rPr>
-                <w:b/>
-                <w:color w:val="037A3A"/>
-                <w:sz w:val="19"/>
-              </w:rPr>
-              <w:t>Approved By</w:t>
-            </w:r>
-          </w:p>
-        </w:tc>
-        <w:tc>
-          <w:tcPr>
-            <w:tcW w:type="dxa" w:w="2268"/>
-            <w:shd w:val="clear" w:color="auto" w:fill="FFFFFF"/>
-          </w:tcPr>
-          <w:p>
-            <w:pPr>
-              <w:spacing w:before="60" w:after="60"/>
-            </w:pPr>
-            <w:r>
-              <w:rPr>
-                <w:b w:val="0"/>
-                <w:color w:val="111827"/>
-                <w:sz w:val="19"/>
-              </w:rPr>
-              <w:t>Trustees</w:t>
-            </w:r>
-          </w:p>
-        </w:tc>
-        <w:tc>
-          <w:tcPr>
-            <w:tcW w:type="dxa" w:w="2268"/>
-            <w:shd w:val="clear" w:color="auto" w:fill="C2EDD6"/>
-          </w:tcPr>
-          <w:p>
-            <w:pPr>
-              <w:spacing w:before="60" w:after="60"/>
-            </w:pPr>
-            <w:r>
-              <w:rPr>
-                <w:b/>
-                <w:color w:val="037A3A"/>
-                <w:sz w:val="19"/>
-              </w:rPr>
-              <w:t>Applies To</w:t>
-            </w:r>
-          </w:p>
-        </w:tc>
-        <w:tc>
-          <w:tcPr>
-            <w:tcW w:type="dxa" w:w="2268"/>
-            <w:shd w:val="clear" w:color="auto" w:fill="FFFFFF"/>
-          </w:tcPr>
-          <w:p>
-            <w:pPr>
-              <w:spacing w:before="60" w:after="60"/>
-            </w:pPr>
-            <w:r>
-              <w:rPr>
-                <w:b w:val="0"/>
-                <w:color w:val="111827"/>
-                <w:sz w:val="19"/>
-              </w:rPr>
-              <w:t>All Volunteers &amp; Trustees</w:t>
-            </w:r>
-          </w:p>
-        </w:tc>
-      </w:tr>
-    </w:tbl>
-    <w:p/>
     <w:p>
-      <w:pPr>
-        <w:spacing w:before="280" w:after="120"/>
-        <w:pBdr>
-          <w:bottom w:val="single" w:sz="6" w:space="2" w:color="C2EDD6"/>
-        </w:pBdr>
-      </w:pPr>
+      <w:r>
+        <w:t>This policy establishes clear, humane, and ethical guidelines for the use of euthanasia within Forgotten Felines Cat Rescue. It ensures that all decisions prioritise the welfare and dignity of cats in our care and are made consistently, transparently, and in accordance with veterinary guidance and UK animal welfare standards.</w:t>
+      </w:r>
+    </w:p>
+    <w:p>
       <w:r>
         <w:rPr>
-          <w:b/>
-          <w:color w:val="FFFFFF"/>
-          <w:sz w:val="20"/>
-          <w:shd w:val="clear" w:color="auto" w:fill="05A44E"/>
+          <w:i/>
         </w:rPr>
-        <w:t xml:space="preserve"> 1 </w:t>
-      </w:r>
-      <w:r>
-        <w:t xml:space="preserve">  </w:t>
-      </w:r>
-      <w:r>
-        <w:rPr>
-          <w:b/>
-          <w:color w:val="037A3A"/>
-          <w:sz w:val="26"/>
-        </w:rPr>
-        <w:t>Purpose</w:t>
+        <w:t>________________________________________</w:t>
       </w:r>
     </w:p>
     <w:p>
       <w:pPr>
-        <w:spacing w:before="0" w:after="120"/>
+        <w:pStyle w:val="Heading2"/>
       </w:pPr>
       <w:r>
-        <w:rPr>
-          <w:sz w:val="22"/>
-        </w:rPr>
-        <w:t>This policy establishes clear, humane, and ethical guidelines for the use of euthanasia within Forgotten Felines Cat Rescue. It ensures that all decisions prioritise the welfare and dignity of cats in our care and are made consistently, transparently, and in accordance with veterinary guidance and UK animal welfare standards.</w:t>
+        <w:t>2. Scope</w:t>
       </w:r>
     </w:p>
     <w:p>
-      <w:pPr>
-        <w:spacing w:before="80" w:after="80"/>
-        <w:pBdr>
-          <w:bottom w:val="single" w:sz="6" w:space="1" w:color="C2EDD6"/>
-        </w:pBdr>
-      </w:pPr>
-    </w:p>
-    <w:p>
-      <w:pPr>
-        <w:spacing w:before="280" w:after="120"/>
-        <w:pBdr>
-          <w:bottom w:val="single" w:sz="6" w:space="2" w:color="C2EDD6"/>
-        </w:pBdr>
-      </w:pPr>
       <w:r>
-        <w:rPr>
-          <w:b/>
-          <w:color w:val="FFFFFF"/>
-          <w:sz w:val="20"/>
-          <w:shd w:val="clear" w:color="auto" w:fill="05A44E"/>
-        </w:rPr>
-        <w:t xml:space="preserve"> 2 </w:t>
-      </w:r>
-      <w:r>
-        <w:t xml:space="preserve">  </w:t>
-      </w:r>
-      <w:r>
-        <w:rPr>
-          <w:b/>
-          <w:color w:val="037A3A"/>
-          <w:sz w:val="26"/>
-        </w:rPr>
-        <w:t>Scope</w:t>
-      </w:r>
-    </w:p>
-    <w:p>
-      <w:pPr>
-        <w:spacing w:before="0" w:after="120"/>
-      </w:pPr>
-      <w:r>
-        <w:rPr>
-          <w:sz w:val="22"/>
-        </w:rPr>
         <w:t>This policy applies to:</w:t>
       </w:r>
     </w:p>
     <w:p>
       <w:pPr>
         <w:pStyle w:val="ListBullet"/>
-        <w:spacing w:before="0" w:after="60"/>
       </w:pPr>
       <w:r>
-        <w:rPr>
-          <w:sz w:val="22"/>
-        </w:rPr>
         <w:t>All cats and kittens under the care of Forgotten Felines Cat Rescue</w:t>
       </w:r>
     </w:p>
     <w:p>
       <w:pPr>
         <w:pStyle w:val="ListBullet"/>
-        <w:spacing w:before="0" w:after="60"/>
       </w:pPr>
       <w:r>
-        <w:rPr>
-          <w:sz w:val="22"/>
-        </w:rPr>
         <w:t>All trustees, foster carers, and volunteers involved in animal care and decision-making</w:t>
       </w:r>
     </w:p>
     <w:p>
-      <w:pPr>
-        <w:spacing w:before="80" w:after="80"/>
-        <w:pBdr>
-          <w:bottom w:val="single" w:sz="6" w:space="1" w:color="C2EDD6"/>
-        </w:pBdr>
-      </w:pPr>
-    </w:p>
-    <w:p>
-      <w:pPr>
-        <w:spacing w:before="280" w:after="120"/>
-        <w:pBdr>
-          <w:bottom w:val="single" w:sz="6" w:space="2" w:color="C2EDD6"/>
-        </w:pBdr>
-      </w:pPr>
       <w:r>
         <w:rPr>
-          <w:b/>
-          <w:color w:val="FFFFFF"/>
-          <w:sz w:val="20"/>
-          <w:shd w:val="clear" w:color="auto" w:fill="05A44E"/>
+          <w:i/>
         </w:rPr>
-        <w:t xml:space="preserve"> 3 </w:t>
-      </w:r>
-      <w:r>
-        <w:t xml:space="preserve">  </w:t>
-      </w:r>
-      <w:r>
-        <w:rPr>
-          <w:b/>
-          <w:color w:val="037A3A"/>
-          <w:sz w:val="26"/>
-        </w:rPr>
-        <w:t>Guiding Principles</w:t>
+        <w:t>________________________________________</w:t>
       </w:r>
     </w:p>
     <w:p>
       <w:pPr>
-        <w:spacing w:before="0" w:after="120"/>
+        <w:pStyle w:val="Heading2"/>
       </w:pPr>
       <w:r>
-        <w:rPr>
-          <w:sz w:val="22"/>
-        </w:rPr>
+        <w:t>3. Guiding Principles</w:t>
+      </w:r>
+    </w:p>
+    <w:p>
+      <w:r>
         <w:t>Forgotten Felines is committed to:</w:t>
       </w:r>
     </w:p>
     <w:p>
       <w:pPr>
         <w:pStyle w:val="ListBullet"/>
-        <w:spacing w:before="0" w:after="60"/>
       </w:pPr>
       <w:r>
-        <w:rPr>
-          <w:sz w:val="22"/>
-        </w:rPr>
         <w:t>Prioritising quality of life and freedom from suffering</w:t>
       </w:r>
     </w:p>
     <w:p>
       <w:pPr>
         <w:pStyle w:val="ListBullet"/>
-        <w:spacing w:before="0" w:after="60"/>
       </w:pPr>
       <w:r>
-        <w:rPr>
-          <w:sz w:val="22"/>
-        </w:rPr>
         <w:t>Ensuring euthanasia is used only as a last resort</w:t>
       </w:r>
     </w:p>
     <w:p>
       <w:pPr>
         <w:pStyle w:val="ListBullet"/>
-        <w:spacing w:before="0" w:after="60"/>
       </w:pPr>
       <w:r>
-        <w:rPr>
-          <w:sz w:val="22"/>
-        </w:rPr>
         <w:t>Never euthanising a cat for convenience, space, or length of stay</w:t>
       </w:r>
     </w:p>
     <w:p>
       <w:pPr>
         <w:pStyle w:val="ListBullet"/>
-        <w:spacing w:before="0" w:after="60"/>
       </w:pPr>
       <w:r>
-        <w:rPr>
-          <w:sz w:val="22"/>
-        </w:rPr>
         <w:t>Seeking veterinary advice in all non-emergency cases</w:t>
       </w:r>
     </w:p>
     <w:p>
       <w:pPr>
         <w:pStyle w:val="ListBullet"/>
-        <w:spacing w:before="0" w:after="60"/>
       </w:pPr>
       <w:r>
-        <w:rPr>
-          <w:sz w:val="22"/>
-        </w:rPr>
         <w:t>Treating every cat with compassion, dignity, and respect</w:t>
       </w:r>
     </w:p>
     <w:p>
-      <w:pPr>
-        <w:spacing w:before="80" w:after="80"/>
-        <w:pBdr>
-          <w:bottom w:val="single" w:sz="6" w:space="1" w:color="C2EDD6"/>
-        </w:pBdr>
-      </w:pPr>
-    </w:p>
-    <w:p>
-      <w:pPr>
-        <w:spacing w:before="280" w:after="120"/>
-        <w:pBdr>
-          <w:bottom w:val="single" w:sz="6" w:space="2" w:color="C2EDD6"/>
-        </w:pBdr>
-      </w:pPr>
       <w:r>
         <w:rPr>
-          <w:b/>
-          <w:color w:val="FFFFFF"/>
-          <w:sz w:val="20"/>
-          <w:shd w:val="clear" w:color="auto" w:fill="05A44E"/>
+          <w:i/>
         </w:rPr>
-        <w:t xml:space="preserve"> 4 </w:t>
-      </w:r>
-      <w:r>
-        <w:t xml:space="preserve">  </w:t>
-      </w:r>
-      <w:r>
-        <w:rPr>
-          <w:b/>
-          <w:color w:val="037A3A"/>
-          <w:sz w:val="26"/>
-        </w:rPr>
-        <w:t>Definition of Euthanasia</w:t>
+        <w:t>________________________________________</w:t>
       </w:r>
     </w:p>
     <w:p>
       <w:pPr>
-        <w:spacing w:before="0" w:after="120"/>
+        <w:pStyle w:val="Heading2"/>
       </w:pPr>
       <w:r>
-        <w:rPr>
-          <w:sz w:val="22"/>
-        </w:rPr>
+        <w:t>4. Definition of Euthanasia</w:t>
+      </w:r>
+    </w:p>
+    <w:p>
+      <w:r>
         <w:t>Euthanasia is defined as the humane ending of an animal's life by a qualified professional using approved veterinary methods to relieve suffering.</w:t>
       </w:r>
     </w:p>
     <w:p>
-      <w:pPr>
-        <w:spacing w:before="80" w:after="80"/>
-        <w:pBdr>
-          <w:bottom w:val="single" w:sz="6" w:space="1" w:color="C2EDD6"/>
-        </w:pBdr>
-      </w:pPr>
-    </w:p>
-    <w:p>
-      <w:pPr>
-        <w:spacing w:before="280" w:after="120"/>
-        <w:pBdr>
-          <w:bottom w:val="single" w:sz="6" w:space="2" w:color="C2EDD6"/>
-        </w:pBdr>
-      </w:pPr>
       <w:r>
         <w:rPr>
-          <w:b/>
-          <w:color w:val="FFFFFF"/>
-          <w:sz w:val="20"/>
-          <w:shd w:val="clear" w:color="auto" w:fill="05A44E"/>
+          <w:i/>
         </w:rPr>
-        <w:t xml:space="preserve"> 5 </w:t>
-      </w:r>
-      <w:r>
-        <w:t xml:space="preserve">  </w:t>
-      </w:r>
-      <w:r>
-        <w:rPr>
-          <w:b/>
-          <w:color w:val="037A3A"/>
-          <w:sz w:val="26"/>
-        </w:rPr>
-        <w:t>Acceptable Grounds for Euthanasia</w:t>
+        <w:t>________________________________________</w:t>
       </w:r>
     </w:p>
     <w:p>
       <w:pPr>
-        <w:spacing w:before="160" w:after="40"/>
+        <w:pStyle w:val="Heading2"/>
       </w:pPr>
       <w:r>
-        <w:rPr>
-          <w:b/>
-          <w:color w:val="111827"/>
-          <w:sz w:val="22"/>
-        </w:rPr>
+        <w:t>5. Acceptable Grounds for Euthanasia</w:t>
+      </w:r>
+    </w:p>
+    <w:p>
+      <w:pPr>
+        <w:pStyle w:val="Heading3"/>
+      </w:pPr>
+      <w:r>
         <w:t>5.1 Medical Grounds</w:t>
       </w:r>
     </w:p>
     <w:p>
       <w:pPr>
         <w:pStyle w:val="ListBullet"/>
-        <w:spacing w:before="0" w:after="60"/>
       </w:pPr>
       <w:r>
-        <w:rPr>
-          <w:sz w:val="22"/>
-        </w:rPr>
         <w:t>Terminal illness with poor or no prognosis</w:t>
       </w:r>
     </w:p>
     <w:p>
       <w:pPr>
         <w:pStyle w:val="ListBullet"/>
-        <w:spacing w:before="0" w:after="60"/>
       </w:pPr>
       <w:r>
-        <w:rPr>
-          <w:sz w:val="22"/>
-        </w:rPr>
         <w:t>Severe injury where recovery is not possible or would involve prolonged suffering</w:t>
       </w:r>
     </w:p>
     <w:p>
       <w:pPr>
         <w:pStyle w:val="ListBullet"/>
-        <w:spacing w:before="0" w:after="60"/>
       </w:pPr>
       <w:r>
-        <w:rPr>
-          <w:sz w:val="22"/>
-        </w:rPr>
         <w:t>Untreatable or advanced disease causing significant pain or distress</w:t>
       </w:r>
     </w:p>
     <w:p>
       <w:pPr>
         <w:pStyle w:val="ListBullet"/>
-        <w:spacing w:before="0" w:after="60"/>
       </w:pPr>
       <w:r>
-        <w:rPr>
-          <w:sz w:val="22"/>
-        </w:rPr>
         <w:t>Chronic conditions where treatment is ineffective and quality of life is poor</w:t>
       </w:r>
     </w:p>
     <w:p>
       <w:pPr>
-        <w:spacing w:before="160" w:after="40"/>
+        <w:pStyle w:val="Heading3"/>
       </w:pPr>
       <w:r>
-        <w:rPr>
-          <w:b/>
-          <w:color w:val="111827"/>
-          <w:sz w:val="22"/>
-        </w:rPr>
         <w:t>5.2 Quality of Life</w:t>
       </w:r>
     </w:p>
     <w:p>
-      <w:pPr>
-        <w:spacing w:before="0" w:after="120"/>
-      </w:pPr>
+      <w:r>
+        <w:t xml:space="preserve">Forgotten Felines bases all euthanasia decisions on quality of life. In line with ADCH Standard 68(c), euthanasia may be considered where quality of life is </w:t>
+      </w:r>
       <w:r>
         <w:rPr>
-          <w:sz w:val="22"/>
+          <w:b/>
         </w:rPr>
-        <w:t>Forgotten Felines bases all euthanasia decisions on quality of life. A day too early is better than a day too late.</w:t>
+        <w:t>compromised to an unacceptable degree, with no realistic prospect of improvement</w:t>
+      </w:r>
+      <w:r>
+        <w:t>. A day too early is better than a day too late.</w:t>
+      </w:r>
+    </w:p>
+    <w:p>
+      <w:r>
+        <w:t>Objective factors that support a quality-of-life judgement include:</w:t>
       </w:r>
     </w:p>
     <w:p>
       <w:pPr>
         <w:pStyle w:val="ListBullet"/>
-        <w:spacing w:before="0" w:after="60"/>
       </w:pPr>
       <w:r>
-        <w:rPr>
-          <w:sz w:val="22"/>
-        </w:rPr>
-        <w:t>Persistent, unmanageable pain</w:t>
+        <w:t>Persistent, unmanageable pain (confirmed by a vet)</w:t>
       </w:r>
     </w:p>
     <w:p>
       <w:pPr>
         <w:pStyle w:val="ListBullet"/>
-        <w:spacing w:before="0" w:after="60"/>
       </w:pPr>
       <w:r>
-        <w:rPr>
-          <w:sz w:val="22"/>
-        </w:rPr>
         <w:t>Inability to eat, drink, or maintain hydration</w:t>
       </w:r>
     </w:p>
     <w:p>
       <w:pPr>
         <w:pStyle w:val="ListBullet"/>
-        <w:spacing w:before="0" w:after="60"/>
       </w:pPr>
       <w:r>
-        <w:rPr>
-          <w:sz w:val="22"/>
-        </w:rPr>
         <w:t>Loss of mobility or inability to perform basic functions</w:t>
       </w:r>
     </w:p>
     <w:p>
       <w:pPr>
         <w:pStyle w:val="ListBullet"/>
-        <w:spacing w:before="0" w:after="60"/>
       </w:pPr>
       <w:r>
-        <w:rPr>
-          <w:sz w:val="22"/>
-        </w:rPr>
-        <w:t>Ongoing distress, fear, or withdrawal</w:t>
+        <w:t>Ongoing distress, fear, or withdrawal despite environmental and clinical intervention</w:t>
       </w:r>
     </w:p>
     <w:p>
       <w:pPr>
         <w:pStyle w:val="ListBullet"/>
-        <w:spacing w:before="0" w:after="60"/>
       </w:pPr>
       <w:r>
-        <w:rPr>
-          <w:sz w:val="22"/>
-        </w:rPr>
-        <w:t>More "bad days" than "good days"</w:t>
+        <w:t>Veterinary prognosis of progressive decline with no realistic treatment path</w:t>
       </w:r>
     </w:p>
     <w:p>
       <w:pPr>
-        <w:spacing w:before="160" w:after="40"/>
+        <w:pStyle w:val="ListBullet"/>
       </w:pPr>
+      <w:r>
+        <w:t>More "bad days" than "good days" as observed and recorded by the fosterer and confirmed by the vet</w:t>
+      </w:r>
+    </w:p>
+    <w:p>
+      <w:r>
+        <w:t>The subjective "bad days / good days" test is never the sole criterion — it is always combined with veterinary input and the objective factors above.</w:t>
+      </w:r>
+    </w:p>
+    <w:p>
+      <w:pPr>
+        <w:pStyle w:val="Heading3"/>
+      </w:pPr>
+      <w:r>
+        <w:t>5.3 Feral Cats (exception to rehabilitation requirement)</w:t>
+      </w:r>
+    </w:p>
+    <w:p>
+      <w:r>
+        <w:t xml:space="preserve">Standard 67 applies its rehabilitation-first requirement "in most cases, except for feral cats." For adult feral cats, exploration of rehabilitation is </w:t>
+      </w:r>
       <w:r>
         <w:rPr>
           <w:b/>
-          <w:color w:val="111827"/>
-          <w:sz w:val="22"/>
         </w:rPr>
+        <w:t>not</w:t>
+      </w:r>
+      <w:r>
+        <w:t xml:space="preserve"> required before a euthanasia decision where the veterinary assessment indicates that release is not possible and the cat's welfare cannot be safeguarded through confinement within the Standard 50 48-hour limit. A nominated vet must still carry out the assessment and approve the decision.</w:t>
+      </w:r>
+    </w:p>
+    <w:p>
+      <w:pPr>
+        <w:pStyle w:val="Heading3"/>
+      </w:pPr>
+      <w:r>
         <w:t>5.3 Behavioural Grounds</w:t>
       </w:r>
     </w:p>
     <w:p>
-      <w:pPr>
-        <w:spacing w:before="0" w:after="120"/>
-      </w:pPr>
       <w:r>
-        <w:rPr>
-          <w:sz w:val="22"/>
-        </w:rPr>
         <w:t>Euthanasia for behavioural reasons will only be considered when:</w:t>
       </w:r>
     </w:p>
     <w:p>
       <w:pPr>
         <w:pStyle w:val="ListBullet"/>
-        <w:spacing w:before="0" w:after="60"/>
       </w:pPr>
       <w:r>
-        <w:rPr>
-          <w:sz w:val="22"/>
-        </w:rPr>
         <w:t xml:space="preserve">The cat presents a serious and unmanageable risk to human safety, </w:t>
       </w:r>
       <w:r>
         <w:rPr>
           <w:b/>
-          <w:sz w:val="22"/>
         </w:rPr>
         <w:t>AND</w:t>
       </w:r>
@@ -846,18 +393,13 @@
     <w:p>
       <w:pPr>
         <w:pStyle w:val="ListBullet"/>
-        <w:spacing w:before="0" w:after="60"/>
       </w:pPr>
       <w:r>
-        <w:rPr>
-          <w:sz w:val="22"/>
-        </w:rPr>
         <w:t xml:space="preserve">Behavioural rehabilitation has been attempted or assessed by a qualified professional, </w:t>
       </w:r>
       <w:r>
         <w:rPr>
           <w:b/>
-          <w:sz w:val="22"/>
         </w:rPr>
         <w:t>AND</w:t>
       </w:r>
@@ -865,258 +407,191 @@
     <w:p>
       <w:pPr>
         <w:pStyle w:val="ListBullet"/>
-        <w:spacing w:before="0" w:after="60"/>
       </w:pPr>
       <w:r>
-        <w:rPr>
-          <w:sz w:val="22"/>
-        </w:rPr>
         <w:t>No safe alternative placement (e.g. specialist sanctuary) is available</w:t>
       </w:r>
     </w:p>
     <w:p>
       <w:pPr>
-        <w:spacing w:before="160" w:after="40"/>
+        <w:pStyle w:val="Heading3"/>
       </w:pPr>
       <w:r>
-        <w:rPr>
-          <w:b/>
-          <w:color w:val="111827"/>
-          <w:sz w:val="22"/>
-        </w:rPr>
         <w:t>5.4 Neonatal and Critical Cases</w:t>
       </w:r>
     </w:p>
     <w:p>
       <w:pPr>
         <w:pStyle w:val="ListBullet"/>
-        <w:spacing w:before="0" w:after="60"/>
       </w:pPr>
       <w:r>
-        <w:rPr>
-          <w:sz w:val="22"/>
-        </w:rPr>
         <w:t>Neonatal kittens unlikely to survive despite appropriate care</w:t>
       </w:r>
     </w:p>
     <w:p>
       <w:pPr>
         <w:pStyle w:val="ListBullet"/>
-        <w:spacing w:before="0" w:after="60"/>
       </w:pPr>
       <w:r>
-        <w:rPr>
-          <w:sz w:val="22"/>
-        </w:rPr>
         <w:t>Cases where intervention would prolong suffering without realistic recovery</w:t>
       </w:r>
     </w:p>
     <w:p>
-      <w:pPr>
-        <w:spacing w:before="80" w:after="80"/>
-        <w:pBdr>
-          <w:bottom w:val="single" w:sz="6" w:space="1" w:color="C2EDD6"/>
-        </w:pBdr>
-      </w:pPr>
-    </w:p>
-    <w:p>
-      <w:pPr>
-        <w:spacing w:before="280" w:after="120"/>
-        <w:pBdr>
-          <w:bottom w:val="single" w:sz="6" w:space="2" w:color="C2EDD6"/>
-        </w:pBdr>
-      </w:pPr>
       <w:r>
         <w:rPr>
-          <w:b/>
-          <w:color w:val="FFFFFF"/>
-          <w:sz w:val="20"/>
-          <w:shd w:val="clear" w:color="auto" w:fill="05A44E"/>
+          <w:i/>
         </w:rPr>
-        <w:t xml:space="preserve"> 6 </w:t>
-      </w:r>
-      <w:r>
-        <w:t xml:space="preserve">  </w:t>
-      </w:r>
-      <w:r>
-        <w:rPr>
-          <w:b/>
-          <w:color w:val="037A3A"/>
-          <w:sz w:val="26"/>
-        </w:rPr>
-        <w:t>Unacceptable Grounds</w:t>
+        <w:t>________________________________________</w:t>
       </w:r>
     </w:p>
     <w:p>
       <w:pPr>
-        <w:spacing w:before="0" w:after="120"/>
+        <w:pStyle w:val="Heading2"/>
       </w:pPr>
       <w:r>
-        <w:rPr>
-          <w:sz w:val="22"/>
-        </w:rPr>
+        <w:t>6. Unacceptable Grounds</w:t>
+      </w:r>
+    </w:p>
+    <w:p>
+      <w:r>
         <w:t>Euthanasia will not be carried out for:</w:t>
       </w:r>
     </w:p>
     <w:p>
       <w:pPr>
         <w:pStyle w:val="ListBullet"/>
-        <w:spacing w:before="0" w:after="60"/>
       </w:pPr>
       <w:r>
-        <w:rPr>
-          <w:sz w:val="22"/>
-        </w:rPr>
         <w:t>Lack of space, funding, or resources</w:t>
       </w:r>
     </w:p>
     <w:p>
       <w:pPr>
         <w:pStyle w:val="ListBullet"/>
-        <w:spacing w:before="0" w:after="60"/>
       </w:pPr>
       <w:r>
-        <w:rPr>
-          <w:sz w:val="22"/>
-        </w:rPr>
         <w:t>Length of time in care</w:t>
       </w:r>
     </w:p>
     <w:p>
       <w:pPr>
         <w:pStyle w:val="ListBullet"/>
-        <w:spacing w:before="0" w:after="60"/>
       </w:pPr>
       <w:r>
-        <w:rPr>
-          <w:sz w:val="22"/>
-        </w:rPr>
         <w:t>Minor or treatable medical conditions</w:t>
       </w:r>
     </w:p>
     <w:p>
       <w:pPr>
         <w:pStyle w:val="ListBullet"/>
-        <w:spacing w:before="0" w:after="60"/>
       </w:pPr>
       <w:r>
-        <w:rPr>
-          <w:sz w:val="22"/>
-        </w:rPr>
         <w:t>Convenience or non-medical reasons</w:t>
       </w:r>
     </w:p>
     <w:p>
       <w:pPr>
         <w:pStyle w:val="ListBullet"/>
-        <w:spacing w:before="0" w:after="60"/>
       </w:pPr>
       <w:r>
-        <w:rPr>
-          <w:sz w:val="22"/>
-        </w:rPr>
         <w:t>FIV status</w:t>
       </w:r>
     </w:p>
     <w:p>
-      <w:pPr>
-        <w:spacing w:before="80" w:after="80"/>
-        <w:pBdr>
-          <w:bottom w:val="single" w:sz="6" w:space="1" w:color="C2EDD6"/>
-        </w:pBdr>
-      </w:pPr>
+      <w:r>
+        <w:rPr>
+          <w:i/>
+        </w:rPr>
+        <w:t>________________________________________</w:t>
+      </w:r>
     </w:p>
     <w:p>
       <w:pPr>
-        <w:spacing w:before="280" w:after="120"/>
-        <w:pBdr>
-          <w:bottom w:val="single" w:sz="6" w:space="2" w:color="C2EDD6"/>
-        </w:pBdr>
+        <w:pStyle w:val="Heading2"/>
       </w:pPr>
       <w:r>
-        <w:rPr>
-          <w:b/>
-          <w:color w:val="FFFFFF"/>
-          <w:sz w:val="20"/>
-          <w:shd w:val="clear" w:color="auto" w:fill="05A44E"/>
-        </w:rPr>
-        <w:t xml:space="preserve"> 7 </w:t>
+        <w:t>7. Decision-Making Process</w:t>
       </w:r>
+    </w:p>
+    <w:p>
+      <w:pPr>
+        <w:pStyle w:val="Heading3"/>
+      </w:pPr>
       <w:r>
-        <w:t xml:space="preserve">  </w:t>
+        <w:t>7.1 Veterinary Involvement</w:t>
+      </w:r>
+    </w:p>
+    <w:p>
+      <w:r>
+        <w:t xml:space="preserve">A licensed veterinary surgeon must carry out a </w:t>
       </w:r>
       <w:r>
         <w:rPr>
           <w:b/>
-          <w:color w:val="037A3A"/>
-          <w:sz w:val="26"/>
         </w:rPr>
-        <w:t>Decision-Making Process</w:t>
+        <w:t>full and thorough examination</w:t>
+      </w:r>
+      <w:r>
+        <w:t xml:space="preserve"> of the cat prior to euthanasia, in line with ADCH Standard 67. The only exceptions are:</w:t>
       </w:r>
     </w:p>
     <w:p>
       <w:pPr>
-        <w:spacing w:before="160" w:after="40"/>
+        <w:pStyle w:val="ListBullet"/>
       </w:pPr>
+      <w:r>
+        <w:t xml:space="preserve">An </w:t>
+      </w:r>
       <w:r>
         <w:rPr>
           <w:b/>
-          <w:color w:val="111827"/>
-          <w:sz w:val="22"/>
         </w:rPr>
-        <w:t>7.1 Veterinary Involvement</w:t>
+        <w:t>emergency</w:t>
+      </w:r>
+      <w:r>
+        <w:t xml:space="preserve"> where immediate action is required to prevent suffering and a full examination would cause further harm or delay relief (Section 8); and</w:t>
       </w:r>
     </w:p>
     <w:p>
       <w:pPr>
-        <w:spacing w:before="0" w:after="120"/>
+        <w:pStyle w:val="ListBullet"/>
       </w:pPr>
       <w:r>
+        <w:t xml:space="preserve">A </w:t>
+      </w:r>
+      <w:r>
         <w:rPr>
-          <w:sz w:val="22"/>
+          <w:b/>
         </w:rPr>
-        <w:t>A licensed veterinary surgeon must assess the cat prior to euthanasia (except in emergency situations where immediate action is required to prevent suffering).</w:t>
+        <w:t>feral cat</w:t>
+      </w:r>
+      <w:r>
+        <w:t xml:space="preserve"> assessed in line with Section 5.3, where rehabilitation exploration is not required but a veterinary assessment still takes place.</w:t>
       </w:r>
     </w:p>
     <w:p>
       <w:pPr>
-        <w:spacing w:before="160" w:after="40"/>
+        <w:pStyle w:val="Heading3"/>
       </w:pPr>
       <w:r>
-        <w:rPr>
-          <w:b/>
-          <w:color w:val="111827"/>
-          <w:sz w:val="22"/>
-        </w:rPr>
-        <w:t>7.2 Internal Review</w:t>
+        <w:t>7.2 Internal Review and Consultation</w:t>
       </w:r>
     </w:p>
     <w:p>
-      <w:pPr>
-        <w:spacing w:before="0" w:after="120"/>
-      </w:pPr>
       <w:r>
-        <w:rPr>
-          <w:sz w:val="22"/>
-        </w:rPr>
         <w:t>Non-emergency decisions must be reviewed by at least:</w:t>
       </w:r>
     </w:p>
     <w:p>
       <w:pPr>
         <w:pStyle w:val="ListBullet"/>
-        <w:spacing w:before="0" w:after="60"/>
       </w:pPr>
       <w:r>
-        <w:rPr>
-          <w:sz w:val="22"/>
-        </w:rPr>
         <w:t xml:space="preserve">A Trustee, </w:t>
       </w:r>
       <w:r>
         <w:rPr>
           <w:b/>
-          <w:sz w:val="22"/>
         </w:rPr>
         <w:t>AND</w:t>
       </w:r>
@@ -1124,1454 +599,525 @@
     <w:p>
       <w:pPr>
         <w:pStyle w:val="ListBullet"/>
-        <w:spacing w:before="0" w:after="60"/>
       </w:pPr>
       <w:r>
-        <w:rPr>
-          <w:sz w:val="22"/>
-        </w:rPr>
         <w:t>The attending veterinarian</w:t>
       </w:r>
     </w:p>
     <w:p>
-      <w:pPr>
-        <w:spacing w:before="0" w:after="120"/>
-      </w:pPr>
       <w:r>
-        <w:rPr>
-          <w:sz w:val="22"/>
-        </w:rPr>
-        <w:t>Complex or borderline cases should seek a second veterinary opinion.</w:t>
+        <w:t>Standard 67 also requires "a consultation with the individual or individuals who have full knowledge of the animal." For Forgotten Felines this means:</w:t>
       </w:r>
     </w:p>
     <w:p>
       <w:pPr>
-        <w:spacing w:before="160" w:after="40"/>
+        <w:pStyle w:val="ListBullet"/>
       </w:pPr>
+      <w:r>
+        <w:t xml:space="preserve">The </w:t>
+      </w:r>
       <w:r>
         <w:rPr>
           <w:b/>
-          <w:color w:val="111827"/>
-          <w:sz w:val="22"/>
         </w:rPr>
+        <w:t>fosterer</w:t>
+      </w:r>
+      <w:r>
+        <w:t xml:space="preserve"> who has been caring for the cat is consulted wherever practical. Their observations of behaviour, appetite, quality of life, and response to treatment are recorded and inform the decision.</w:t>
+      </w:r>
+    </w:p>
+    <w:p>
+      <w:pPr>
+        <w:pStyle w:val="ListBullet"/>
+      </w:pPr>
+      <w:r>
+        <w:t>Where the cat has had multiple foster homes, the Fostering Coordinator ensures that relevant observations from previous placements are also taken into account.</w:t>
+      </w:r>
+    </w:p>
+    <w:p>
+      <w:r>
+        <w:t>Complex or borderline cases should seek a second veterinary opinion. A second opinion is strongly recommended for:</w:t>
+      </w:r>
+    </w:p>
+    <w:p>
+      <w:pPr>
+        <w:pStyle w:val="ListBullet"/>
+      </w:pPr>
+      <w:r>
+        <w:t>Any euthanasia decision made on behavioural grounds (Section 5.3 behavioural test)</w:t>
+      </w:r>
+    </w:p>
+    <w:p>
+      <w:pPr>
+        <w:pStyle w:val="ListBullet"/>
+      </w:pPr>
+      <w:r>
+        <w:t>Any quality-of-life decision where veterinary prognosis is uncertain</w:t>
+      </w:r>
+    </w:p>
+    <w:p>
+      <w:pPr>
+        <w:pStyle w:val="ListBullet"/>
+      </w:pPr>
+      <w:r>
+        <w:t>Any case where the fosterer and the attending vet disagree on the appropriate course</w:t>
+      </w:r>
+    </w:p>
+    <w:p>
+      <w:pPr>
+        <w:pStyle w:val="Heading3"/>
+      </w:pPr>
+      <w:r>
         <w:t>7.3 Documentation</w:t>
       </w:r>
     </w:p>
     <w:p>
-      <w:pPr>
-        <w:spacing w:before="0" w:after="120"/>
-      </w:pPr>
       <w:r>
-        <w:rPr>
-          <w:sz w:val="22"/>
-        </w:rPr>
         <w:t>The following must be recorded:</w:t>
       </w:r>
     </w:p>
     <w:p>
       <w:pPr>
         <w:pStyle w:val="ListBullet"/>
-        <w:spacing w:before="0" w:after="60"/>
       </w:pPr>
       <w:r>
-        <w:rPr>
-          <w:sz w:val="22"/>
-        </w:rPr>
         <w:t>Cat identification details</w:t>
       </w:r>
     </w:p>
     <w:p>
       <w:pPr>
         <w:pStyle w:val="ListBullet"/>
-        <w:spacing w:before="0" w:after="60"/>
       </w:pPr>
       <w:r>
-        <w:rPr>
-          <w:sz w:val="22"/>
-        </w:rPr>
         <w:t>Medical and/or behavioural history</w:t>
       </w:r>
     </w:p>
     <w:p>
       <w:pPr>
         <w:pStyle w:val="ListBullet"/>
-        <w:spacing w:before="0" w:after="60"/>
       </w:pPr>
       <w:r>
-        <w:rPr>
-          <w:sz w:val="22"/>
-        </w:rPr>
         <w:t>Veterinary diagnosis and prognosis</w:t>
       </w:r>
     </w:p>
     <w:p>
       <w:pPr>
         <w:pStyle w:val="ListBullet"/>
-        <w:spacing w:before="0" w:after="60"/>
       </w:pPr>
       <w:r>
-        <w:rPr>
-          <w:sz w:val="22"/>
-        </w:rPr>
         <w:t>Reason for euthanasia decision</w:t>
       </w:r>
     </w:p>
     <w:p>
       <w:pPr>
         <w:pStyle w:val="ListBullet"/>
-        <w:spacing w:before="0" w:after="60"/>
       </w:pPr>
       <w:r>
-        <w:rPr>
-          <w:sz w:val="22"/>
-        </w:rPr>
         <w:t>Names of decision-makers and date</w:t>
       </w:r>
     </w:p>
     <w:p>
-      <w:pPr>
-        <w:spacing w:before="80" w:after="80"/>
-        <w:pBdr>
-          <w:bottom w:val="single" w:sz="6" w:space="1" w:color="C2EDD6"/>
-        </w:pBdr>
-      </w:pPr>
-    </w:p>
-    <w:p>
-      <w:pPr>
-        <w:spacing w:before="280" w:after="120"/>
-        <w:pBdr>
-          <w:bottom w:val="single" w:sz="6" w:space="2" w:color="C2EDD6"/>
-        </w:pBdr>
-      </w:pPr>
       <w:r>
         <w:rPr>
-          <w:b/>
-          <w:color w:val="FFFFFF"/>
-          <w:sz w:val="20"/>
-          <w:shd w:val="clear" w:color="auto" w:fill="05A44E"/>
+          <w:i/>
         </w:rPr>
-        <w:t xml:space="preserve"> 8 </w:t>
-      </w:r>
-      <w:r>
-        <w:t xml:space="preserve">  </w:t>
-      </w:r>
-      <w:r>
-        <w:rPr>
-          <w:b/>
-          <w:color w:val="037A3A"/>
-          <w:sz w:val="26"/>
-        </w:rPr>
-        <w:t>Emergency Euthanasia</w:t>
+        <w:t>________________________________________</w:t>
       </w:r>
     </w:p>
     <w:p>
       <w:pPr>
-        <w:spacing w:before="0" w:after="120"/>
+        <w:pStyle w:val="Heading2"/>
       </w:pPr>
       <w:r>
-        <w:rPr>
-          <w:sz w:val="22"/>
-        </w:rPr>
+        <w:t>8. Emergency Euthanasia</w:t>
+      </w:r>
+    </w:p>
+    <w:p>
+      <w:r>
         <w:t>In cases of severe trauma or acute suffering:</w:t>
       </w:r>
     </w:p>
     <w:p>
       <w:pPr>
         <w:pStyle w:val="ListBullet"/>
-        <w:spacing w:before="0" w:after="60"/>
       </w:pPr>
       <w:r>
-        <w:rPr>
-          <w:sz w:val="22"/>
-        </w:rPr>
         <w:t>Immediate euthanasia may be authorised by a veterinarian</w:t>
       </w:r>
     </w:p>
     <w:p>
       <w:pPr>
         <w:pStyle w:val="ListBullet"/>
-        <w:spacing w:before="0" w:after="60"/>
       </w:pPr>
       <w:r>
-        <w:rPr>
-          <w:sz w:val="22"/>
-        </w:rPr>
         <w:t>If a veterinarian is not immediately available, the rescue must act in the cat's best interest to minimise suffering and seek urgent veterinary intervention</w:t>
       </w:r>
     </w:p>
     <w:p>
-      <w:pPr>
-        <w:spacing w:before="80" w:after="80"/>
-        <w:pBdr>
-          <w:bottom w:val="single" w:sz="6" w:space="1" w:color="C2EDD6"/>
-        </w:pBdr>
-      </w:pPr>
-    </w:p>
-    <w:p>
-      <w:pPr>
-        <w:spacing w:before="280" w:after="120"/>
-        <w:pBdr>
-          <w:bottom w:val="single" w:sz="6" w:space="2" w:color="C2EDD6"/>
-        </w:pBdr>
-      </w:pPr>
       <w:r>
         <w:rPr>
-          <w:b/>
-          <w:color w:val="FFFFFF"/>
-          <w:sz w:val="20"/>
-          <w:shd w:val="clear" w:color="auto" w:fill="05A44E"/>
+          <w:i/>
         </w:rPr>
-        <w:t xml:space="preserve"> 9 </w:t>
-      </w:r>
-      <w:r>
-        <w:t xml:space="preserve">  </w:t>
-      </w:r>
-      <w:r>
-        <w:rPr>
-          <w:b/>
-          <w:color w:val="037A3A"/>
-          <w:sz w:val="26"/>
-        </w:rPr>
-        <w:t>Procedure Standards</w:t>
+        <w:t>________________________________________</w:t>
       </w:r>
     </w:p>
     <w:p>
       <w:pPr>
-        <w:spacing w:before="0" w:after="120"/>
+        <w:pStyle w:val="Heading2"/>
       </w:pPr>
       <w:r>
-        <w:rPr>
-          <w:sz w:val="22"/>
-        </w:rPr>
+        <w:t>9. Procedure Standards</w:t>
+      </w:r>
+    </w:p>
+    <w:p>
+      <w:r>
         <w:t>Euthanasia must:</w:t>
       </w:r>
     </w:p>
     <w:p>
       <w:pPr>
         <w:pStyle w:val="ListBullet"/>
-        <w:spacing w:before="0" w:after="60"/>
       </w:pPr>
       <w:r>
+        <w:t xml:space="preserve">Be carried out </w:t>
+      </w:r>
+      <w:r>
         <w:rPr>
-          <w:sz w:val="22"/>
+          <w:b/>
         </w:rPr>
-        <w:t>Be carried out by a qualified veterinary professional</w:t>
+        <w:t>by or under the direction of a qualified veterinary surgeon</w:t>
+      </w:r>
+      <w:r>
+        <w:t xml:space="preserve"> using an approved humane method, in line with ADCH Standard 69</w:t>
       </w:r>
     </w:p>
     <w:p>
       <w:pPr>
         <w:pStyle w:val="ListBullet"/>
-        <w:spacing w:before="0" w:after="60"/>
       </w:pPr>
       <w:r>
+        <w:t xml:space="preserve">Use </w:t>
+      </w:r>
+      <w:r>
         <w:rPr>
-          <w:sz w:val="22"/>
+          <w:b/>
         </w:rPr>
+        <w:t>intravenous injection</w:t>
+      </w:r>
+      <w:r>
+        <w:t xml:space="preserve"> as the preferred method, in line with Standard 69. Any use of an alternative method must be recorded with the veterinary reason for the choice</w:t>
+      </w:r>
+    </w:p>
+    <w:p>
+      <w:pPr>
+        <w:pStyle w:val="ListBullet"/>
+      </w:pPr>
+      <w:r>
         <w:t>Follow Royal College of Veterinary Surgeons (RCVS) guidelines</w:t>
       </w:r>
     </w:p>
     <w:p>
       <w:pPr>
         <w:pStyle w:val="ListBullet"/>
-        <w:spacing w:before="0" w:after="60"/>
       </w:pPr>
       <w:r>
-        <w:rPr>
-          <w:sz w:val="22"/>
-        </w:rPr>
         <w:t>Include appropriate sedation or anaesthesia to minimise stress</w:t>
       </w:r>
     </w:p>
     <w:p>
       <w:pPr>
         <w:pStyle w:val="ListBullet"/>
-        <w:spacing w:before="0" w:after="60"/>
       </w:pPr>
       <w:r>
-        <w:rPr>
-          <w:sz w:val="22"/>
-        </w:rPr>
         <w:t>Take place in a calm, quiet environment wherever possible</w:t>
       </w:r>
     </w:p>
     <w:p>
-      <w:pPr>
-        <w:spacing w:before="80" w:after="80"/>
-        <w:pBdr>
-          <w:bottom w:val="single" w:sz="6" w:space="1" w:color="C2EDD6"/>
-        </w:pBdr>
-      </w:pPr>
+      <w:r>
+        <w:rPr>
+          <w:i/>
+        </w:rPr>
+        <w:t>________________________________________</w:t>
+      </w:r>
     </w:p>
     <w:p>
       <w:pPr>
-        <w:spacing w:before="280" w:after="120"/>
-        <w:pBdr>
-          <w:bottom w:val="single" w:sz="6" w:space="2" w:color="C2EDD6"/>
-        </w:pBdr>
+        <w:pStyle w:val="Heading2"/>
       </w:pPr>
       <w:r>
-        <w:rPr>
-          <w:b/>
-          <w:color w:val="FFFFFF"/>
-          <w:sz w:val="20"/>
-          <w:shd w:val="clear" w:color="auto" w:fill="05A44E"/>
-        </w:rPr>
-        <w:t xml:space="preserve"> 10 </w:t>
-      </w:r>
-      <w:r>
-        <w:t xml:space="preserve">  </w:t>
-      </w:r>
-      <w:r>
-        <w:rPr>
-          <w:b/>
-          <w:color w:val="037A3A"/>
-          <w:sz w:val="26"/>
-        </w:rPr>
-        <w:t>Aftercare</w:t>
+        <w:t>10. Aftercare</w:t>
       </w:r>
     </w:p>
     <w:p>
       <w:pPr>
         <w:pStyle w:val="ListBullet"/>
-        <w:spacing w:before="0" w:after="60"/>
       </w:pPr>
       <w:r>
-        <w:rPr>
-          <w:sz w:val="22"/>
-        </w:rPr>
         <w:t>Remains will be handled respectfully and in accordance with legal requirements</w:t>
       </w:r>
     </w:p>
     <w:p>
       <w:pPr>
         <w:pStyle w:val="ListBullet"/>
-        <w:spacing w:before="0" w:after="60"/>
       </w:pPr>
       <w:r>
-        <w:rPr>
-          <w:sz w:val="22"/>
-        </w:rPr>
         <w:t>Communal cremation is Forgotten Felines' standard policy. If a fosterer wishes to have a private cremation, the cost must be borne by the fosterer.</w:t>
       </w:r>
     </w:p>
     <w:p>
       <w:pPr>
         <w:pStyle w:val="ListBullet"/>
-        <w:spacing w:before="0" w:after="60"/>
       </w:pPr>
       <w:r>
-        <w:rPr>
-          <w:sz w:val="22"/>
-        </w:rPr>
         <w:t>Records of aftercare arrangements must be maintained</w:t>
       </w:r>
     </w:p>
     <w:p>
-      <w:pPr>
-        <w:spacing w:before="80" w:after="80"/>
-        <w:pBdr>
-          <w:bottom w:val="single" w:sz="6" w:space="1" w:color="C2EDD6"/>
-        </w:pBdr>
-      </w:pPr>
-    </w:p>
-    <w:p>
-      <w:pPr>
-        <w:spacing w:before="280" w:after="120"/>
-        <w:pBdr>
-          <w:bottom w:val="single" w:sz="6" w:space="2" w:color="C2EDD6"/>
-        </w:pBdr>
-      </w:pPr>
       <w:r>
         <w:rPr>
-          <w:b/>
-          <w:color w:val="FFFFFF"/>
-          <w:sz w:val="20"/>
-          <w:shd w:val="clear" w:color="auto" w:fill="05A44E"/>
+          <w:i/>
         </w:rPr>
-        <w:t xml:space="preserve"> 11 </w:t>
-      </w:r>
-      <w:r>
-        <w:t xml:space="preserve">  </w:t>
-      </w:r>
-      <w:r>
-        <w:rPr>
-          <w:b/>
-          <w:color w:val="037A3A"/>
-          <w:sz w:val="26"/>
-        </w:rPr>
-        <w:t>Staff and Volunteer Support</w:t>
+        <w:t>________________________________________</w:t>
       </w:r>
     </w:p>
     <w:p>
       <w:pPr>
-        <w:spacing w:before="0" w:after="120"/>
+        <w:pStyle w:val="Heading2"/>
       </w:pPr>
       <w:r>
-        <w:rPr>
-          <w:sz w:val="22"/>
-        </w:rPr>
+        <w:t>11. Staff and Volunteer Support</w:t>
+      </w:r>
+    </w:p>
+    <w:p>
+      <w:r>
         <w:t>Recognising the emotional impact of euthanasia:</w:t>
       </w:r>
     </w:p>
     <w:p>
       <w:pPr>
         <w:pStyle w:val="ListBullet"/>
-        <w:spacing w:before="0" w:after="60"/>
       </w:pPr>
       <w:r>
-        <w:rPr>
-          <w:sz w:val="22"/>
-        </w:rPr>
         <w:t>Support will be offered to staff and volunteers</w:t>
       </w:r>
     </w:p>
     <w:p>
       <w:pPr>
         <w:pStyle w:val="ListBullet"/>
-        <w:spacing w:before="0" w:after="60"/>
       </w:pPr>
       <w:r>
-        <w:rPr>
-          <w:sz w:val="22"/>
-        </w:rPr>
         <w:t>Debriefing may be provided following difficult cases</w:t>
       </w:r>
     </w:p>
     <w:p>
       <w:pPr>
         <w:pStyle w:val="ListBullet"/>
-        <w:spacing w:before="0" w:after="60"/>
       </w:pPr>
       <w:r>
-        <w:rPr>
-          <w:sz w:val="22"/>
-        </w:rPr>
         <w:t>A culture of openness and compassion will be maintained</w:t>
       </w:r>
     </w:p>
     <w:p>
-      <w:pPr>
-        <w:spacing w:before="80" w:after="80"/>
-        <w:pBdr>
-          <w:bottom w:val="single" w:sz="6" w:space="1" w:color="C2EDD6"/>
-        </w:pBdr>
-      </w:pPr>
+      <w:r>
+        <w:rPr>
+          <w:i/>
+        </w:rPr>
+        <w:t>________________________________________</w:t>
+      </w:r>
     </w:p>
     <w:p>
       <w:pPr>
-        <w:spacing w:before="280" w:after="120"/>
-        <w:pBdr>
-          <w:bottom w:val="single" w:sz="6" w:space="2" w:color="C2EDD6"/>
-        </w:pBdr>
+        <w:pStyle w:val="Heading2"/>
       </w:pPr>
       <w:r>
-        <w:rPr>
-          <w:b/>
-          <w:color w:val="FFFFFF"/>
-          <w:sz w:val="20"/>
-          <w:shd w:val="clear" w:color="auto" w:fill="05A44E"/>
-        </w:rPr>
-        <w:t xml:space="preserve"> 12 </w:t>
-      </w:r>
-      <w:r>
-        <w:t xml:space="preserve">  </w:t>
-      </w:r>
-      <w:r>
-        <w:rPr>
-          <w:b/>
-          <w:color w:val="037A3A"/>
-          <w:sz w:val="26"/>
-        </w:rPr>
-        <w:t>Review and Accountability</w:t>
+        <w:t>12. Review and Accountability</w:t>
       </w:r>
     </w:p>
     <w:p>
       <w:pPr>
         <w:pStyle w:val="ListBullet"/>
-        <w:spacing w:before="0" w:after="60"/>
       </w:pPr>
       <w:r>
-        <w:rPr>
-          <w:sz w:val="22"/>
-        </w:rPr>
         <w:t>All euthanasia cases will be periodically reviewed to ensure policy compliance</w:t>
       </w:r>
     </w:p>
     <w:p>
       <w:pPr>
         <w:pStyle w:val="ListBullet"/>
-        <w:spacing w:before="0" w:after="60"/>
       </w:pPr>
       <w:r>
-        <w:rPr>
-          <w:sz w:val="22"/>
-        </w:rPr>
         <w:t>This policy will be reviewed annually or as required</w:t>
       </w:r>
     </w:p>
     <w:p>
       <w:pPr>
         <w:pStyle w:val="ListBullet"/>
-        <w:spacing w:before="0" w:after="60"/>
       </w:pPr>
       <w:r>
-        <w:rPr>
-          <w:sz w:val="22"/>
-        </w:rPr>
         <w:t>Any concerns or deviations must be reported to trustees</w:t>
       </w:r>
     </w:p>
     <w:p>
-      <w:pPr>
-        <w:spacing w:before="80" w:after="80"/>
-        <w:pBdr>
-          <w:bottom w:val="single" w:sz="6" w:space="1" w:color="C2EDD6"/>
-        </w:pBdr>
-      </w:pPr>
-    </w:p>
-    <w:p>
-      <w:pPr>
-        <w:spacing w:before="280" w:after="120"/>
-        <w:pBdr>
-          <w:bottom w:val="single" w:sz="6" w:space="2" w:color="C2EDD6"/>
-        </w:pBdr>
-      </w:pPr>
       <w:r>
         <w:rPr>
-          <w:b/>
-          <w:color w:val="FFFFFF"/>
-          <w:sz w:val="20"/>
-          <w:shd w:val="clear" w:color="auto" w:fill="05A44E"/>
+          <w:i/>
         </w:rPr>
-        <w:t xml:space="preserve"> 13 </w:t>
-      </w:r>
-      <w:r>
-        <w:t xml:space="preserve">  </w:t>
-      </w:r>
-      <w:r>
-        <w:rPr>
-          <w:b/>
-          <w:color w:val="037A3A"/>
-          <w:sz w:val="26"/>
-        </w:rPr>
-        <w:t>Legal and Ethical Compliance</w:t>
+        <w:t>________________________________________</w:t>
       </w:r>
     </w:p>
     <w:p>
       <w:pPr>
-        <w:spacing w:before="0" w:after="120"/>
+        <w:pStyle w:val="Heading2"/>
       </w:pPr>
       <w:r>
-        <w:rPr>
-          <w:sz w:val="22"/>
-        </w:rPr>
+        <w:t>13. Legal and Ethical Compliance</w:t>
+      </w:r>
+    </w:p>
+    <w:p>
+      <w:r>
         <w:t>This policy aligns with:</w:t>
       </w:r>
     </w:p>
     <w:p>
       <w:pPr>
         <w:pStyle w:val="ListBullet"/>
-        <w:spacing w:before="0" w:after="60"/>
       </w:pPr>
       <w:r>
-        <w:rPr>
-          <w:sz w:val="22"/>
-        </w:rPr>
         <w:t>The Animal Welfare Act 2006 (UK)</w:t>
       </w:r>
     </w:p>
     <w:p>
       <w:pPr>
         <w:pStyle w:val="ListBullet"/>
-        <w:spacing w:before="0" w:after="60"/>
       </w:pPr>
       <w:r>
-        <w:rPr>
-          <w:sz w:val="22"/>
-        </w:rPr>
         <w:t>Guidance from the Royal College of Veterinary Surgeons (RCVS)</w:t>
       </w:r>
     </w:p>
     <w:p>
       <w:pPr>
         <w:pStyle w:val="ListBullet"/>
-        <w:spacing w:before="0" w:after="60"/>
       </w:pPr>
       <w:r>
-        <w:rPr>
-          <w:sz w:val="22"/>
-        </w:rPr>
         <w:t>Relevant local authority and animal welfare standards</w:t>
       </w:r>
     </w:p>
     <w:p>
-      <w:pPr>
-        <w:spacing w:before="80" w:after="80"/>
-        <w:pBdr>
-          <w:bottom w:val="single" w:sz="6" w:space="1" w:color="C2EDD6"/>
-        </w:pBdr>
-      </w:pPr>
-    </w:p>
-    <w:p>
-      <w:pPr>
-        <w:spacing w:before="280" w:after="120"/>
-        <w:pBdr>
-          <w:bottom w:val="single" w:sz="6" w:space="2" w:color="C2EDD6"/>
-        </w:pBdr>
-      </w:pPr>
       <w:r>
         <w:rPr>
-          <w:b/>
-          <w:color w:val="FFFFFF"/>
-          <w:sz w:val="20"/>
-          <w:shd w:val="clear" w:color="auto" w:fill="05A44E"/>
+          <w:i/>
         </w:rPr>
-        <w:t xml:space="preserve"> 14 </w:t>
-      </w:r>
-      <w:r>
-        <w:t xml:space="preserve">  </w:t>
-      </w:r>
-      <w:r>
-        <w:rPr>
-          <w:b/>
-          <w:color w:val="037A3A"/>
-          <w:sz w:val="26"/>
-        </w:rPr>
-        <w:t>Policy Approval</w:t>
+        <w:t>________________________________________</w:t>
       </w:r>
     </w:p>
     <w:p>
       <w:pPr>
-        <w:spacing w:before="0" w:after="120"/>
+        <w:pStyle w:val="Heading2"/>
       </w:pPr>
       <w:r>
+        <w:t>14. Related Documents</w:t>
+      </w:r>
+    </w:p>
+    <w:p>
+      <w:pPr>
+        <w:pStyle w:val="ListBullet"/>
+      </w:pPr>
+      <w:r>
+        <w:t>Fostering Policy</w:t>
+      </w:r>
+    </w:p>
+    <w:p>
+      <w:pPr>
+        <w:pStyle w:val="ListBullet"/>
+      </w:pPr>
+      <w:r>
+        <w:t>Cat Intake and Medical Care Policy</w:t>
+      </w:r>
+    </w:p>
+    <w:p>
+      <w:pPr>
+        <w:pStyle w:val="ListBullet"/>
+      </w:pPr>
+      <w:r>
+        <w:t>Death of a Cat Policy</w:t>
+      </w:r>
+    </w:p>
+    <w:p>
+      <w:pPr>
+        <w:pStyle w:val="ListBullet"/>
+      </w:pPr>
+      <w:r>
+        <w:t>Cat Isolation on Arrival Policy</w:t>
+      </w:r>
+    </w:p>
+    <w:p>
+      <w:pPr>
+        <w:pStyle w:val="ListBullet"/>
+      </w:pPr>
+      <w:r>
+        <w:t>Named Veterinary Practices Register</w:t>
+      </w:r>
+    </w:p>
+    <w:p>
+      <w:pPr>
+        <w:pStyle w:val="ListBullet"/>
+      </w:pPr>
+      <w:r>
+        <w:t>Roles and Responsibilities Register</w:t>
+      </w:r>
+    </w:p>
+    <w:p>
+      <w:pPr>
+        <w:pStyle w:val="ListBullet"/>
+      </w:pPr>
+      <w:r>
+        <w:t>Forgotten Felines Emergency Plan</w:t>
+      </w:r>
+    </w:p>
+    <w:p>
+      <w:r>
         <w:rPr>
-          <w:sz w:val="22"/>
+          <w:i/>
         </w:rPr>
+        <w:t>________________________________________</w:t>
+      </w:r>
+    </w:p>
+    <w:p>
+      <w:pPr>
+        <w:pStyle w:val="Heading2"/>
+      </w:pPr>
+      <w:r>
+        <w:t>15. Policy Approval</w:t>
+      </w:r>
+    </w:p>
+    <w:p>
+      <w:r>
         <w:t>Approved by: __________________________</w:t>
       </w:r>
     </w:p>
     <w:p>
-      <w:pPr>
-        <w:spacing w:before="0" w:after="120"/>
-      </w:pPr>
       <w:r>
-        <w:rPr>
-          <w:sz w:val="22"/>
-        </w:rPr>
         <w:t>Position: _____________________________</w:t>
       </w:r>
     </w:p>
     <w:p>
-      <w:pPr>
-        <w:spacing w:before="0" w:after="120"/>
-      </w:pPr>
       <w:r>
-        <w:rPr>
-          <w:sz w:val="22"/>
-        </w:rPr>
         <w:t>Date: ________________________________</w:t>
       </w:r>
     </w:p>
     <w:p>
-      <w:pPr>
-        <w:spacing w:before="0" w:after="120"/>
-      </w:pPr>
       <w:r>
-        <w:rPr>
-          <w:sz w:val="22"/>
-        </w:rPr>
         <w:t>Next Review Date: _____________________</w:t>
       </w:r>
     </w:p>
-    <w:p>
-      <w:pPr>
-        <w:spacing w:before="80" w:after="80"/>
-        <w:pBdr>
-          <w:bottom w:val="single" w:sz="6" w:space="1" w:color="C2EDD6"/>
-        </w:pBdr>
-      </w:pPr>
-    </w:p>
-    <w:p>
-      <w:pPr>
-        <w:spacing w:before="280" w:after="120"/>
-        <w:pBdr>
-          <w:bottom w:val="single" w:sz="6" w:space="2" w:color="C2EDD6"/>
-        </w:pBdr>
-      </w:pPr>
-      <w:r>
-        <w:rPr>
-          <w:b/>
-          <w:color w:val="FFFFFF"/>
-          <w:sz w:val="20"/>
-          <w:shd w:val="clear" w:color="auto" w:fill="05A44E"/>
-        </w:rPr>
-        <w:t xml:space="preserve"> 15 </w:t>
-      </w:r>
-      <w:r>
-        <w:t xml:space="preserve">  </w:t>
-      </w:r>
-      <w:r>
-        <w:rPr>
-          <w:b/>
-          <w:color w:val="037A3A"/>
-          <w:sz w:val="26"/>
-        </w:rPr>
-        <w:t>Review &amp; Approval</w:t>
-      </w:r>
-    </w:p>
-    <w:tbl>
-      <w:tblPr>
-        <w:tblStyle w:val="TableGrid"/>
-        <w:tblW w:type="auto" w:w="0"/>
-        <w:tblLook w:firstColumn="1" w:firstRow="1" w:lastColumn="0" w:lastRow="0" w:noHBand="0" w:noVBand="1" w:val="04A0"/>
-      </w:tblPr>
-      <w:tblGrid>
-        <w:gridCol w:w="2268"/>
-        <w:gridCol w:w="2268"/>
-        <w:gridCol w:w="2268"/>
-        <w:gridCol w:w="2268"/>
-      </w:tblGrid>
-      <w:tr>
-        <w:tc>
-          <w:tcPr>
-            <w:tcW w:type="dxa" w:w="2268"/>
-            <w:shd w:val="clear" w:color="auto" w:fill="05A44E"/>
-          </w:tcPr>
-          <w:p>
-            <w:pPr>
-              <w:spacing w:before="80" w:after="80"/>
-            </w:pPr>
-            <w:r>
-              <w:rPr>
-                <w:b/>
-                <w:color w:val="FFFFFF"/>
-                <w:sz w:val="19"/>
-              </w:rPr>
-              <w:t>Name</w:t>
-            </w:r>
-          </w:p>
-        </w:tc>
-        <w:tc>
-          <w:tcPr>
-            <w:tcW w:type="dxa" w:w="2268"/>
-            <w:shd w:val="clear" w:color="auto" w:fill="05A44E"/>
-          </w:tcPr>
-          <w:p>
-            <w:pPr>
-              <w:spacing w:before="80" w:after="80"/>
-            </w:pPr>
-            <w:r>
-              <w:rPr>
-                <w:b/>
-                <w:color w:val="FFFFFF"/>
-                <w:sz w:val="19"/>
-              </w:rPr>
-              <w:t>Role</w:t>
-            </w:r>
-          </w:p>
-        </w:tc>
-        <w:tc>
-          <w:tcPr>
-            <w:tcW w:type="dxa" w:w="2268"/>
-            <w:shd w:val="clear" w:color="auto" w:fill="05A44E"/>
-          </w:tcPr>
-          <w:p>
-            <w:pPr>
-              <w:spacing w:before="80" w:after="80"/>
-            </w:pPr>
-            <w:r>
-              <w:rPr>
-                <w:b/>
-                <w:color w:val="FFFFFF"/>
-                <w:sz w:val="19"/>
-              </w:rPr>
-              <w:t>Signature</w:t>
-            </w:r>
-          </w:p>
-        </w:tc>
-        <w:tc>
-          <w:tcPr>
-            <w:tcW w:type="dxa" w:w="2268"/>
-            <w:shd w:val="clear" w:color="auto" w:fill="05A44E"/>
-          </w:tcPr>
-          <w:p>
-            <w:pPr>
-              <w:spacing w:before="80" w:after="80"/>
-            </w:pPr>
-            <w:r>
-              <w:rPr>
-                <w:b/>
-                <w:color w:val="FFFFFF"/>
-                <w:sz w:val="19"/>
-              </w:rPr>
-              <w:t>Date</w:t>
-            </w:r>
-          </w:p>
-        </w:tc>
-      </w:tr>
-      <w:tr>
-        <w:tc>
-          <w:tcPr>
-            <w:tcW w:type="dxa" w:w="2268"/>
-            <w:shd w:val="clear" w:color="auto" w:fill="FFFFFF"/>
-          </w:tcPr>
-          <w:p>
-            <w:pPr>
-              <w:spacing w:before="320" w:after="320"/>
-            </w:pPr>
-            <w:r>
-              <w:rPr>
-                <w:sz w:val="20"/>
-              </w:rPr>
-              <w:t>Bev Hibbert</w:t>
-            </w:r>
-          </w:p>
-        </w:tc>
-        <w:tc>
-          <w:tcPr>
-            <w:tcW w:type="dxa" w:w="2268"/>
-            <w:shd w:val="clear" w:color="auto" w:fill="FFFFFF"/>
-          </w:tcPr>
-          <w:p>
-            <w:pPr>
-              <w:spacing w:before="320" w:after="320"/>
-            </w:pPr>
-            <w:r>
-              <w:rPr>
-                <w:sz w:val="20"/>
-              </w:rPr>
-              <w:t>Founder</w:t>
-            </w:r>
-          </w:p>
-        </w:tc>
-        <w:tc>
-          <w:tcPr>
-            <w:tcW w:type="dxa" w:w="2268"/>
-            <w:shd w:val="clear" w:color="auto" w:fill="FFFFFF"/>
-          </w:tcPr>
-          <w:p>
-            <w:pPr>
-              <w:spacing w:before="320" w:after="320"/>
-            </w:pPr>
-            <w:r>
-              <w:rPr>
-                <w:sz w:val="20"/>
-              </w:rPr>
-            </w:r>
-          </w:p>
-        </w:tc>
-        <w:tc>
-          <w:tcPr>
-            <w:tcW w:type="dxa" w:w="2268"/>
-            <w:shd w:val="clear" w:color="auto" w:fill="FFFFFF"/>
-          </w:tcPr>
-          <w:p>
-            <w:pPr>
-              <w:spacing w:before="320" w:after="320"/>
-            </w:pPr>
-            <w:r>
-              <w:rPr>
-                <w:sz w:val="20"/>
-              </w:rPr>
-            </w:r>
-          </w:p>
-        </w:tc>
-      </w:tr>
-      <w:tr>
-        <w:tc>
-          <w:tcPr>
-            <w:tcW w:type="dxa" w:w="2268"/>
-            <w:shd w:val="clear" w:color="auto" w:fill="F9FAFB"/>
-          </w:tcPr>
-          <w:p>
-            <w:pPr>
-              <w:spacing w:before="320" w:after="320"/>
-            </w:pPr>
-            <w:r>
-              <w:rPr>
-                <w:sz w:val="20"/>
-              </w:rPr>
-            </w:r>
-          </w:p>
-        </w:tc>
-        <w:tc>
-          <w:tcPr>
-            <w:tcW w:type="dxa" w:w="2268"/>
-            <w:shd w:val="clear" w:color="auto" w:fill="F9FAFB"/>
-          </w:tcPr>
-          <w:p>
-            <w:pPr>
-              <w:spacing w:before="320" w:after="320"/>
-            </w:pPr>
-            <w:r>
-              <w:rPr>
-                <w:sz w:val="20"/>
-              </w:rPr>
-              <w:t>Trustee</w:t>
-            </w:r>
-          </w:p>
-        </w:tc>
-        <w:tc>
-          <w:tcPr>
-            <w:tcW w:type="dxa" w:w="2268"/>
-            <w:shd w:val="clear" w:color="auto" w:fill="F9FAFB"/>
-          </w:tcPr>
-          <w:p>
-            <w:pPr>
-              <w:spacing w:before="320" w:after="320"/>
-            </w:pPr>
-            <w:r>
-              <w:rPr>
-                <w:sz w:val="20"/>
-              </w:rPr>
-            </w:r>
-          </w:p>
-        </w:tc>
-        <w:tc>
-          <w:tcPr>
-            <w:tcW w:type="dxa" w:w="2268"/>
-            <w:shd w:val="clear" w:color="auto" w:fill="F9FAFB"/>
-          </w:tcPr>
-          <w:p>
-            <w:pPr>
-              <w:spacing w:before="320" w:after="320"/>
-            </w:pPr>
-            <w:r>
-              <w:rPr>
-                <w:sz w:val="20"/>
-              </w:rPr>
-            </w:r>
-          </w:p>
-        </w:tc>
-      </w:tr>
-      <w:tr>
-        <w:tc>
-          <w:tcPr>
-            <w:tcW w:type="dxa" w:w="2268"/>
-            <w:shd w:val="clear" w:color="auto" w:fill="FFFFFF"/>
-          </w:tcPr>
-          <w:p>
-            <w:pPr>
-              <w:spacing w:before="320" w:after="320"/>
-            </w:pPr>
-            <w:r>
-              <w:rPr>
-                <w:sz w:val="20"/>
-              </w:rPr>
-            </w:r>
-          </w:p>
-        </w:tc>
-        <w:tc>
-          <w:tcPr>
-            <w:tcW w:type="dxa" w:w="2268"/>
-            <w:shd w:val="clear" w:color="auto" w:fill="FFFFFF"/>
-          </w:tcPr>
-          <w:p>
-            <w:pPr>
-              <w:spacing w:before="320" w:after="320"/>
-            </w:pPr>
-            <w:r>
-              <w:rPr>
-                <w:sz w:val="20"/>
-              </w:rPr>
-              <w:t>Trustee</w:t>
-            </w:r>
-          </w:p>
-        </w:tc>
-        <w:tc>
-          <w:tcPr>
-            <w:tcW w:type="dxa" w:w="2268"/>
-            <w:shd w:val="clear" w:color="auto" w:fill="FFFFFF"/>
-          </w:tcPr>
-          <w:p>
-            <w:pPr>
-              <w:spacing w:before="320" w:after="320"/>
-            </w:pPr>
-            <w:r>
-              <w:rPr>
-                <w:sz w:val="20"/>
-              </w:rPr>
-            </w:r>
-          </w:p>
-        </w:tc>
-        <w:tc>
-          <w:tcPr>
-            <w:tcW w:type="dxa" w:w="2268"/>
-            <w:shd w:val="clear" w:color="auto" w:fill="FFFFFF"/>
-          </w:tcPr>
-          <w:p>
-            <w:pPr>
-              <w:spacing w:before="320" w:after="320"/>
-            </w:pPr>
-            <w:r>
-              <w:rPr>
-                <w:sz w:val="20"/>
-              </w:rPr>
-            </w:r>
-          </w:p>
-        </w:tc>
-      </w:tr>
-    </w:tbl>
-    <w:p/>
-    <w:p>
-      <w:pPr>
-        <w:spacing w:before="280" w:after="120"/>
-        <w:pBdr>
-          <w:bottom w:val="single" w:sz="6" w:space="2" w:color="C2EDD6"/>
-        </w:pBdr>
-      </w:pPr>
-      <w:r>
-        <w:rPr>
-          <w:b/>
-          <w:color w:val="FFFFFF"/>
-          <w:sz w:val="20"/>
-          <w:shd w:val="clear" w:color="auto" w:fill="05A44E"/>
-        </w:rPr>
-        <w:t xml:space="preserve"> 16 </w:t>
-      </w:r>
-      <w:r>
-        <w:t xml:space="preserve">  </w:t>
-      </w:r>
-      <w:r>
-        <w:rPr>
-          <w:b/>
-          <w:color w:val="037A3A"/>
-          <w:sz w:val="26"/>
-        </w:rPr>
-        <w:t>Version History</w:t>
-      </w:r>
-    </w:p>
-    <w:tbl>
-      <w:tblPr>
-        <w:tblStyle w:val="TableGrid"/>
-        <w:tblW w:type="auto" w:w="0"/>
-        <w:tblLook w:firstColumn="1" w:firstRow="1" w:lastColumn="0" w:lastRow="0" w:noHBand="0" w:noVBand="1" w:val="04A0"/>
-      </w:tblPr>
-      <w:tblGrid>
-        <w:gridCol w:w="2268"/>
-        <w:gridCol w:w="2268"/>
-        <w:gridCol w:w="2268"/>
-        <w:gridCol w:w="2268"/>
-      </w:tblGrid>
-      <w:tr>
-        <w:tc>
-          <w:tcPr>
-            <w:tcW w:type="dxa" w:w="2268"/>
-            <w:shd w:val="clear" w:color="auto" w:fill="111827"/>
-          </w:tcPr>
-          <w:p>
-            <w:pPr>
-              <w:spacing w:before="80" w:after="80"/>
-            </w:pPr>
-            <w:r>
-              <w:rPr>
-                <w:b/>
-                <w:color w:val="FFFFFF"/>
-                <w:sz w:val="19"/>
-              </w:rPr>
-              <w:t>Version</w:t>
-            </w:r>
-          </w:p>
-        </w:tc>
-        <w:tc>
-          <w:tcPr>
-            <w:tcW w:type="dxa" w:w="2268"/>
-            <w:shd w:val="clear" w:color="auto" w:fill="111827"/>
-          </w:tcPr>
-          <w:p>
-            <w:pPr>
-              <w:spacing w:before="80" w:after="80"/>
-            </w:pPr>
-            <w:r>
-              <w:rPr>
-                <w:b/>
-                <w:color w:val="FFFFFF"/>
-                <w:sz w:val="19"/>
-              </w:rPr>
-              <w:t>Date</w:t>
-            </w:r>
-          </w:p>
-        </w:tc>
-        <w:tc>
-          <w:tcPr>
-            <w:tcW w:type="dxa" w:w="2268"/>
-            <w:shd w:val="clear" w:color="auto" w:fill="111827"/>
-          </w:tcPr>
-          <w:p>
-            <w:pPr>
-              <w:spacing w:before="80" w:after="80"/>
-            </w:pPr>
-            <w:r>
-              <w:rPr>
-                <w:b/>
-                <w:color w:val="FFFFFF"/>
-                <w:sz w:val="19"/>
-              </w:rPr>
-              <w:t>Author</w:t>
-            </w:r>
-          </w:p>
-        </w:tc>
-        <w:tc>
-          <w:tcPr>
-            <w:tcW w:type="dxa" w:w="2268"/>
-            <w:shd w:val="clear" w:color="auto" w:fill="111827"/>
-          </w:tcPr>
-          <w:p>
-            <w:pPr>
-              <w:spacing w:before="80" w:after="80"/>
-            </w:pPr>
-            <w:r>
-              <w:rPr>
-                <w:b/>
-                <w:color w:val="FFFFFF"/>
-                <w:sz w:val="19"/>
-              </w:rPr>
-              <w:t>Changes</w:t>
-            </w:r>
-          </w:p>
-        </w:tc>
-      </w:tr>
-      <w:tr>
-        <w:tc>
-          <w:tcPr>
-            <w:tcW w:type="dxa" w:w="2268"/>
-            <w:shd w:val="clear" w:color="auto" w:fill="FFFFFF"/>
-          </w:tcPr>
-          <w:p>
-            <w:pPr>
-              <w:spacing w:before="60" w:after="60"/>
-            </w:pPr>
-            <w:r>
-              <w:rPr>
-                <w:sz w:val="20"/>
-              </w:rPr>
-              <w:t>1.0</w:t>
-            </w:r>
-          </w:p>
-        </w:tc>
-        <w:tc>
-          <w:tcPr>
-            <w:tcW w:type="dxa" w:w="2268"/>
-            <w:shd w:val="clear" w:color="auto" w:fill="FFFFFF"/>
-          </w:tcPr>
-          <w:p>
-            <w:pPr>
-              <w:spacing w:before="60" w:after="60"/>
-            </w:pPr>
-            <w:r>
-              <w:rPr>
-                <w:sz w:val="20"/>
-              </w:rPr>
-              <w:t>[DD Month YYYY]</w:t>
-            </w:r>
-          </w:p>
-        </w:tc>
-        <w:tc>
-          <w:tcPr>
-            <w:tcW w:type="dxa" w:w="2268"/>
-            <w:shd w:val="clear" w:color="auto" w:fill="FFFFFF"/>
-          </w:tcPr>
-          <w:p>
-            <w:pPr>
-              <w:spacing w:before="60" w:after="60"/>
-            </w:pPr>
-            <w:r>
-              <w:rPr>
-                <w:sz w:val="20"/>
-              </w:rPr>
-              <w:t>Trustees</w:t>
-            </w:r>
-          </w:p>
-        </w:tc>
-        <w:tc>
-          <w:tcPr>
-            <w:tcW w:type="dxa" w:w="2268"/>
-            <w:shd w:val="clear" w:color="auto" w:fill="FFFFFF"/>
-          </w:tcPr>
-          <w:p>
-            <w:pPr>
-              <w:spacing w:before="60" w:after="60"/>
-            </w:pPr>
-            <w:r>
-              <w:rPr>
-                <w:sz w:val="20"/>
-              </w:rPr>
-              <w:t>Initial version</w:t>
-            </w:r>
-          </w:p>
-        </w:tc>
-      </w:tr>
-      <w:tr>
-        <w:tc>
-          <w:tcPr>
-            <w:tcW w:type="dxa" w:w="2268"/>
-            <w:shd w:val="clear" w:color="auto" w:fill="F9FAFB"/>
-          </w:tcPr>
-          <w:p>
-            <w:pPr>
-              <w:spacing w:before="60" w:after="60"/>
-            </w:pPr>
-            <w:r>
-              <w:rPr>
-                <w:sz w:val="20"/>
-              </w:rPr>
-            </w:r>
-          </w:p>
-        </w:tc>
-        <w:tc>
-          <w:tcPr>
-            <w:tcW w:type="dxa" w:w="2268"/>
-            <w:shd w:val="clear" w:color="auto" w:fill="F9FAFB"/>
-          </w:tcPr>
-          <w:p>
-            <w:pPr>
-              <w:spacing w:before="60" w:after="60"/>
-            </w:pPr>
-            <w:r>
-              <w:rPr>
-                <w:sz w:val="20"/>
-              </w:rPr>
-            </w:r>
-          </w:p>
-        </w:tc>
-        <w:tc>
-          <w:tcPr>
-            <w:tcW w:type="dxa" w:w="2268"/>
-            <w:shd w:val="clear" w:color="auto" w:fill="F9FAFB"/>
-          </w:tcPr>
-          <w:p>
-            <w:pPr>
-              <w:spacing w:before="60" w:after="60"/>
-            </w:pPr>
-            <w:r>
-              <w:rPr>
-                <w:sz w:val="20"/>
-              </w:rPr>
-            </w:r>
-          </w:p>
-        </w:tc>
-        <w:tc>
-          <w:tcPr>
-            <w:tcW w:type="dxa" w:w="2268"/>
-            <w:shd w:val="clear" w:color="auto" w:fill="F9FAFB"/>
-          </w:tcPr>
-          <w:p>
-            <w:pPr>
-              <w:spacing w:before="60" w:after="60"/>
-            </w:pPr>
-            <w:r>
-              <w:rPr>
-                <w:sz w:val="20"/>
-              </w:rPr>
-            </w:r>
-          </w:p>
-        </w:tc>
-      </w:tr>
-    </w:tbl>
     <w:sectPr>
-      <w:headerReference w:type="default" r:id="rId9"/>
-      <w:footerReference w:type="default" r:id="rId10"/>
-      <w:pgSz w:w="11906" w:h="16838"/>
-      <w:pgMar w:top="1247" w:right="1417" w:bottom="1134" w:left="1417" w:header="720" w:footer="720" w:gutter="0"/>
+      <w:pgSz w:w="12240" w:h="15840"/>
+      <w:pgMar w:top="1440" w:right="1800" w:bottom="1440" w:left="1800" w:header="720" w:footer="720" w:gutter="0"/>
       <w:cols w:space="720"/>
       <w:docGrid w:linePitch="360"/>
     </w:sectPr>
   </w:body>
 </w:document>
-</file>
-
-<file path=word/footer1.xml><?xml version="1.0" encoding="utf-8"?>
-<w:ftr xmlns:m="http://schemas.openxmlformats.org/officeDocument/2006/math" xmlns:mc="http://schemas.openxmlformats.org/markup-compatibility/2006" xmlns:mo="http://schemas.microsoft.com/office/mac/office/2008/main" xmlns:mv="urn:schemas-microsoft-com:mac:vml" xmlns:o="urn:schemas-microsoft-com:office:office" xmlns:r="http://schemas.openxmlformats.org/officeDocument/2006/relationships" xmlns:v="urn:schemas-microsoft-com:vml" xmlns:w10="urn:schemas-microsoft-com:office:word" xmlns:w14="http://schemas.microsoft.com/office/word/2010/wordml" xmlns:w="http://schemas.openxmlformats.org/wordprocessingml/2006/main" xmlns:wne="http://schemas.microsoft.com/office/word/2006/wordml" xmlns:wp14="http://schemas.microsoft.com/office/word/2010/wordprocessingDrawing" xmlns:wp="http://schemas.openxmlformats.org/drawingml/2006/wordprocessingDrawing" xmlns:wpc="http://schemas.microsoft.com/office/word/2010/wordprocessingCanvas" xmlns:wpg="http://schemas.microsoft.com/office/word/2010/wordprocessingGroup" xmlns:wpi="http://schemas.microsoft.com/office/word/2010/wordprocessingInk" xmlns:wps="http://schemas.microsoft.com/office/word/2010/wordprocessingShape" mc:Ignorable="w14 wp14">
-  <w:p>
-    <w:pPr>
-      <w:pStyle w:val="Footer"/>
-    </w:pPr>
-  </w:p>
-  <w:tbl>
-    <w:tblPr>
-      <w:tblW w:type="auto" w:w="0"/>
-      <w:jc w:val="left"/>
-      <w:tblLook w:firstColumn="1" w:firstRow="1" w:lastColumn="0" w:lastRow="0" w:noHBand="0" w:noVBand="1" w:val="04A0"/>
-      <w:tblBorders>
-        <w:top w:val="none"/>
-        <w:left w:val="none"/>
-        <w:bottom w:val="none"/>
-        <w:right w:val="none"/>
-        <w:insideH w:val="none"/>
-        <w:insideV w:val="none"/>
-      </w:tblBorders>
-    </w:tblPr>
-    <w:tblGrid>
-      <w:gridCol w:w="4535"/>
-      <w:gridCol w:w="4535"/>
-    </w:tblGrid>
-    <w:tr>
-      <w:tc>
-        <w:tcPr>
-          <w:tcW w:type="dxa" w:w="5669"/>
-          <w:shd w:val="clear" w:color="auto" w:fill="111827"/>
-        </w:tcPr>
-        <w:p>
-          <w:pPr>
-            <w:spacing w:before="80" w:after="80"/>
-          </w:pPr>
-          <w:r>
-            <w:rPr>
-              <w:color w:val="FFFFFF"/>
-              <w:sz w:val="16"/>
-            </w:rPr>
-            <w:t>Forgotten Felines Cat Rescue — Charity No. 1181190</w:t>
-          </w:r>
-        </w:p>
-      </w:tc>
-      <w:tc>
-        <w:tcPr>
-          <w:tcW w:type="dxa" w:w="3402"/>
-          <w:shd w:val="clear" w:color="auto" w:fill="111827"/>
-        </w:tcPr>
-        <w:p>
-          <w:pPr>
-            <w:spacing w:before="80" w:after="80"/>
-            <w:jc w:val="right"/>
-          </w:pPr>
-          <w:r>
-            <w:rPr>
-              <w:color w:val="FFFFFF"/>
-              <w:sz w:val="16"/>
-            </w:rPr>
-            <w:t>Cat Rescue Euthanasia Policy  |  v1.0</w:t>
-          </w:r>
-        </w:p>
-      </w:tc>
-    </w:tr>
-  </w:tbl>
-</w:ftr>
-</file>
-
-<file path=word/header1.xml><?xml version="1.0" encoding="utf-8"?>
-<w:hdr xmlns:m="http://schemas.openxmlformats.org/officeDocument/2006/math" xmlns:mc="http://schemas.openxmlformats.org/markup-compatibility/2006" xmlns:mo="http://schemas.microsoft.com/office/mac/office/2008/main" xmlns:mv="urn:schemas-microsoft-com:mac:vml" xmlns:o="urn:schemas-microsoft-com:office:office" xmlns:r="http://schemas.openxmlformats.org/officeDocument/2006/relationships" xmlns:v="urn:schemas-microsoft-com:vml" xmlns:w10="urn:schemas-microsoft-com:office:word" xmlns:w14="http://schemas.microsoft.com/office/word/2010/wordml" xmlns:w="http://schemas.openxmlformats.org/wordprocessingml/2006/main" xmlns:wne="http://schemas.microsoft.com/office/word/2006/wordml" xmlns:wp14="http://schemas.microsoft.com/office/word/2010/wordprocessingDrawing" xmlns:wp="http://schemas.openxmlformats.org/drawingml/2006/wordprocessingDrawing" xmlns:wpc="http://schemas.microsoft.com/office/word/2010/wordprocessingCanvas" xmlns:wpg="http://schemas.microsoft.com/office/word/2010/wordprocessingGroup" xmlns:wpi="http://schemas.microsoft.com/office/word/2010/wordprocessingInk" xmlns:wps="http://schemas.microsoft.com/office/word/2010/wordprocessingShape" mc:Ignorable="w14 wp14">
-  <w:p>
-    <w:pPr>
-      <w:pStyle w:val="Header"/>
-    </w:pPr>
-  </w:p>
-  <w:tbl>
-    <w:tblPr>
-      <w:tblW w:type="auto" w:w="0"/>
-      <w:jc w:val="left"/>
-      <w:tblLook w:firstColumn="1" w:firstRow="1" w:lastColumn="0" w:lastRow="0" w:noHBand="0" w:noVBand="1" w:val="04A0"/>
-      <w:tblBorders>
-        <w:top w:val="none"/>
-        <w:left w:val="none"/>
-        <w:bottom w:val="none"/>
-        <w:right w:val="none"/>
-        <w:insideH w:val="none"/>
-        <w:insideV w:val="none"/>
-      </w:tblBorders>
-    </w:tblPr>
-    <w:tblGrid>
-      <w:gridCol w:w="4535"/>
-      <w:gridCol w:w="4535"/>
-    </w:tblGrid>
-    <w:tr>
-      <w:tc>
-        <w:tcPr>
-          <w:tcW w:type="dxa" w:w="4535"/>
-        </w:tcPr>
-        <w:p>
-          <w:r>
-            <w:drawing>
-              <wp:inline xmlns:a="http://schemas.openxmlformats.org/drawingml/2006/main" xmlns:pic="http://schemas.openxmlformats.org/drawingml/2006/picture">
-                <wp:extent cx="1208869" cy="576000"/>
-                <wp:docPr id="1" name="Picture 1"/>
-                <wp:cNvGraphicFramePr>
-                  <a:graphicFrameLocks noChangeAspect="1"/>
-                </wp:cNvGraphicFramePr>
-                <a:graphic>
-                  <a:graphicData uri="http://schemas.openxmlformats.org/drawingml/2006/picture">
-                    <pic:pic>
-                      <pic:nvPicPr>
-                        <pic:cNvPr id="0" name="logo.png"/>
-                        <pic:cNvPicPr/>
-                      </pic:nvPicPr>
-                      <pic:blipFill>
-                        <a:blip r:embed="rId1"/>
-                        <a:stretch>
-                          <a:fillRect/>
-                        </a:stretch>
-                      </pic:blipFill>
-                      <pic:spPr>
-                        <a:xfrm>
-                          <a:off x="0" y="0"/>
-                          <a:ext cx="1208869" cy="576000"/>
-                        </a:xfrm>
-                        <a:prstGeom prst="rect"/>
-                      </pic:spPr>
-                    </pic:pic>
-                  </a:graphicData>
-                </a:graphic>
-              </wp:inline>
-            </w:drawing>
-          </w:r>
-        </w:p>
-      </w:tc>
-      <w:tc>
-        <w:tcPr>
-          <w:tcW w:type="dxa" w:w="4535"/>
-        </w:tcPr>
-        <w:p>
-          <w:pPr>
-            <w:spacing w:before="0" w:after="20"/>
-            <w:jc w:val="right"/>
-          </w:pPr>
-          <w:r>
-            <w:rPr>
-              <w:b/>
-              <w:color w:val="111827"/>
-              <w:sz w:val="17"/>
-            </w:rPr>
-            <w:t>Forgotten Felines Cat Rescue</w:t>
-          </w:r>
-        </w:p>
-        <w:p>
-          <w:pPr>
-            <w:spacing w:before="0" w:after="20"/>
-            <w:jc w:val="right"/>
-          </w:pPr>
-          <w:r>
-            <w:rPr>
-              <w:color w:val="111827"/>
-              <w:sz w:val="17"/>
-            </w:rPr>
-            <w:t>Registered Charity No. 1181190</w:t>
-          </w:r>
-        </w:p>
-        <w:p>
-          <w:pPr>
-            <w:spacing w:before="0" w:after="20"/>
-            <w:jc w:val="right"/>
-          </w:pPr>
-          <w:r>
-            <w:rPr>
-              <w:color w:val="111827"/>
-              <w:sz w:val="17"/>
-            </w:rPr>
-            <w:t>forgottenfelineswales.org</w:t>
-          </w:r>
-        </w:p>
-      </w:tc>
-    </w:tr>
-  </w:tbl>
-  <w:p>
-    <w:pPr>
-      <w:spacing w:before="80" w:after="0"/>
-      <w:pBdr>
-        <w:bottom w:val="single" w:sz="18" w:space="1" w:color="05A44E"/>
-      </w:pBdr>
-    </w:pPr>
-  </w:p>
-</w:hdr>
 </file>
 
 <file path=word/numbering.xml><?xml version="1.0" encoding="utf-8"?>
@@ -2939,7 +1485,6 @@
     <w:rsid w:val="00FC693F"/>
     <w:rPr>
       <w:rFonts w:ascii="Calibri" w:hAnsi="Calibri"/>
-      <w:color w:val="111827"/>
       <w:sz w:val="22"/>
     </w:rPr>
   </w:style>

--- a/docs/forgotten-felines/published-policies/cat-rescue-euthanasia-policy.docx
+++ b/docs/forgotten-felines/published-policies/cat-rescue-euthanasia-policy.docx
@@ -918,6 +918,14 @@
       </w:r>
     </w:p>
     <w:p>
+      <w:pPr>
+        <w:pStyle w:val="ListBullet"/>
+      </w:pPr>
+      <w:r>
+        <w:t>Signposting to Pet Grief Support</w:t>
+      </w:r>
+    </w:p>
+    <w:p>
       <w:r>
         <w:rPr>
           <w:i/>
@@ -1075,6 +1083,14 @@
       </w:r>
     </w:p>
     <w:p>
+      <w:pPr>
+        <w:pStyle w:val="ListBullet"/>
+      </w:pPr>
+      <w:r>
+        <w:t>Euthanasia Authorisation Form</w:t>
+      </w:r>
+    </w:p>
+    <w:p>
       <w:r>
         <w:rPr>
           <w:i/>
@@ -1111,13 +1127,208 @@
       </w:r>
     </w:p>
     <w:sectPr>
-      <w:pgSz w:w="12240" w:h="15840"/>
-      <w:pgMar w:top="1440" w:right="1800" w:bottom="1440" w:left="1800" w:header="720" w:footer="720" w:gutter="0"/>
+      <w:headerReference w:type="default" r:id="rId9"/>
+      <w:footerReference w:type="default" r:id="rId10"/>
+      <w:pgSz w:w="11906" w:h="16838"/>
+      <w:pgMar w:top="1247" w:right="1417" w:bottom="1134" w:left="1417" w:header="720" w:footer="720" w:gutter="0"/>
       <w:cols w:space="720"/>
       <w:docGrid w:linePitch="360"/>
     </w:sectPr>
   </w:body>
 </w:document>
+</file>
+
+<file path=word/footer1.xml><?xml version="1.0" encoding="utf-8"?>
+<w:ftr xmlns:m="http://schemas.openxmlformats.org/officeDocument/2006/math" xmlns:mc="http://schemas.openxmlformats.org/markup-compatibility/2006" xmlns:mo="http://schemas.microsoft.com/office/mac/office/2008/main" xmlns:mv="urn:schemas-microsoft-com:mac:vml" xmlns:o="urn:schemas-microsoft-com:office:office" xmlns:r="http://schemas.openxmlformats.org/officeDocument/2006/relationships" xmlns:v="urn:schemas-microsoft-com:vml" xmlns:w10="urn:schemas-microsoft-com:office:word" xmlns:w14="http://schemas.microsoft.com/office/word/2010/wordml" xmlns:w="http://schemas.openxmlformats.org/wordprocessingml/2006/main" xmlns:wne="http://schemas.microsoft.com/office/word/2006/wordml" xmlns:wp14="http://schemas.microsoft.com/office/word/2010/wordprocessingDrawing" xmlns:wp="http://schemas.openxmlformats.org/drawingml/2006/wordprocessingDrawing" xmlns:wpc="http://schemas.microsoft.com/office/word/2010/wordprocessingCanvas" xmlns:wpg="http://schemas.microsoft.com/office/word/2010/wordprocessingGroup" xmlns:wpi="http://schemas.microsoft.com/office/word/2010/wordprocessingInk" xmlns:wps="http://schemas.microsoft.com/office/word/2010/wordprocessingShape" mc:Ignorable="w14 wp14">
+  <w:p>
+    <w:pPr>
+      <w:pStyle w:val="Footer"/>
+    </w:pPr>
+  </w:p>
+  <w:tbl>
+    <w:tblPr>
+      <w:tblW w:type="auto" w:w="0"/>
+      <w:jc w:val="left"/>
+      <w:tblLook w:firstColumn="1" w:firstRow="1" w:lastColumn="0" w:lastRow="0" w:noHBand="0" w:noVBand="1" w:val="04A0"/>
+      <w:tblBorders>
+        <w:top w:val="none"/>
+        <w:left w:val="none"/>
+        <w:bottom w:val="none"/>
+        <w:right w:val="none"/>
+        <w:insideH w:val="none"/>
+        <w:insideV w:val="none"/>
+      </w:tblBorders>
+    </w:tblPr>
+    <w:tblGrid>
+      <w:gridCol w:w="4535"/>
+      <w:gridCol w:w="4535"/>
+    </w:tblGrid>
+    <w:tr>
+      <w:tc>
+        <w:tcPr>
+          <w:tcW w:type="dxa" w:w="5669"/>
+          <w:shd w:val="clear" w:color="auto" w:fill="111827"/>
+        </w:tcPr>
+        <w:p>
+          <w:pPr>
+            <w:spacing w:before="80" w:after="80"/>
+          </w:pPr>
+          <w:r>
+            <w:rPr>
+              <w:color w:val="FFFFFF"/>
+              <w:sz w:val="16"/>
+            </w:rPr>
+            <w:t>Forgotten Felines Cat Rescue — Charity No. 1181190</w:t>
+          </w:r>
+        </w:p>
+      </w:tc>
+      <w:tc>
+        <w:tcPr>
+          <w:tcW w:type="dxa" w:w="3402"/>
+          <w:shd w:val="clear" w:color="auto" w:fill="111827"/>
+        </w:tcPr>
+        <w:p>
+          <w:pPr>
+            <w:spacing w:before="80" w:after="80"/>
+            <w:jc w:val="right"/>
+          </w:pPr>
+          <w:r>
+            <w:rPr>
+              <w:color w:val="FFFFFF"/>
+              <w:sz w:val="16"/>
+            </w:rPr>
+            <w:t>[Policy Title]  |  v[1.0]</w:t>
+          </w:r>
+        </w:p>
+      </w:tc>
+    </w:tr>
+  </w:tbl>
+</w:ftr>
+</file>
+
+<file path=word/header1.xml><?xml version="1.0" encoding="utf-8"?>
+<w:hdr xmlns:m="http://schemas.openxmlformats.org/officeDocument/2006/math" xmlns:mc="http://schemas.openxmlformats.org/markup-compatibility/2006" xmlns:mo="http://schemas.microsoft.com/office/mac/office/2008/main" xmlns:mv="urn:schemas-microsoft-com:mac:vml" xmlns:o="urn:schemas-microsoft-com:office:office" xmlns:r="http://schemas.openxmlformats.org/officeDocument/2006/relationships" xmlns:v="urn:schemas-microsoft-com:vml" xmlns:w10="urn:schemas-microsoft-com:office:word" xmlns:w14="http://schemas.microsoft.com/office/word/2010/wordml" xmlns:w="http://schemas.openxmlformats.org/wordprocessingml/2006/main" xmlns:wne="http://schemas.microsoft.com/office/word/2006/wordml" xmlns:wp14="http://schemas.microsoft.com/office/word/2010/wordprocessingDrawing" xmlns:wp="http://schemas.openxmlformats.org/drawingml/2006/wordprocessingDrawing" xmlns:wpc="http://schemas.microsoft.com/office/word/2010/wordprocessingCanvas" xmlns:wpg="http://schemas.microsoft.com/office/word/2010/wordprocessingGroup" xmlns:wpi="http://schemas.microsoft.com/office/word/2010/wordprocessingInk" xmlns:wps="http://schemas.microsoft.com/office/word/2010/wordprocessingShape" mc:Ignorable="w14 wp14">
+  <w:p>
+    <w:pPr>
+      <w:pStyle w:val="Header"/>
+    </w:pPr>
+  </w:p>
+  <w:tbl>
+    <w:tblPr>
+      <w:tblW w:type="auto" w:w="0"/>
+      <w:jc w:val="left"/>
+      <w:tblLook w:firstColumn="1" w:firstRow="1" w:lastColumn="0" w:lastRow="0" w:noHBand="0" w:noVBand="1" w:val="04A0"/>
+      <w:tblBorders>
+        <w:top w:val="none"/>
+        <w:left w:val="none"/>
+        <w:bottom w:val="none"/>
+        <w:right w:val="none"/>
+        <w:insideH w:val="none"/>
+        <w:insideV w:val="none"/>
+      </w:tblBorders>
+    </w:tblPr>
+    <w:tblGrid>
+      <w:gridCol w:w="4535"/>
+      <w:gridCol w:w="4535"/>
+    </w:tblGrid>
+    <w:tr>
+      <w:tc>
+        <w:tcPr>
+          <w:tcW w:type="dxa" w:w="4535"/>
+        </w:tcPr>
+        <w:p>
+          <w:r>
+            <w:drawing>
+              <wp:inline xmlns:a="http://schemas.openxmlformats.org/drawingml/2006/main" xmlns:pic="http://schemas.openxmlformats.org/drawingml/2006/picture">
+                <wp:extent cx="1208869" cy="576000"/>
+                <wp:docPr id="1" name="Picture 1"/>
+                <wp:cNvGraphicFramePr>
+                  <a:graphicFrameLocks noChangeAspect="1"/>
+                </wp:cNvGraphicFramePr>
+                <a:graphic>
+                  <a:graphicData uri="http://schemas.openxmlformats.org/drawingml/2006/picture">
+                    <pic:pic>
+                      <pic:nvPicPr>
+                        <pic:cNvPr id="0" name="logo.png"/>
+                        <pic:cNvPicPr/>
+                      </pic:nvPicPr>
+                      <pic:blipFill>
+                        <a:blip r:embed="rId1"/>
+                        <a:stretch>
+                          <a:fillRect/>
+                        </a:stretch>
+                      </pic:blipFill>
+                      <pic:spPr>
+                        <a:xfrm>
+                          <a:off x="0" y="0"/>
+                          <a:ext cx="1208869" cy="576000"/>
+                        </a:xfrm>
+                        <a:prstGeom prst="rect"/>
+                      </pic:spPr>
+                    </pic:pic>
+                  </a:graphicData>
+                </a:graphic>
+              </wp:inline>
+            </w:drawing>
+          </w:r>
+        </w:p>
+      </w:tc>
+      <w:tc>
+        <w:tcPr>
+          <w:tcW w:type="dxa" w:w="4535"/>
+        </w:tcPr>
+        <w:p>
+          <w:pPr>
+            <w:spacing w:before="0" w:after="20"/>
+            <w:jc w:val="right"/>
+          </w:pPr>
+          <w:r>
+            <w:rPr>
+              <w:b/>
+              <w:color w:val="111827"/>
+              <w:sz w:val="17"/>
+            </w:rPr>
+            <w:t>Forgotten Felines Cat Rescue</w:t>
+          </w:r>
+        </w:p>
+        <w:p>
+          <w:pPr>
+            <w:spacing w:before="0" w:after="20"/>
+            <w:jc w:val="right"/>
+          </w:pPr>
+          <w:r>
+            <w:rPr>
+              <w:color w:val="111827"/>
+              <w:sz w:val="17"/>
+            </w:rPr>
+            <w:t>Registered Charity No. 1181190</w:t>
+          </w:r>
+        </w:p>
+        <w:p>
+          <w:pPr>
+            <w:spacing w:before="0" w:after="20"/>
+            <w:jc w:val="right"/>
+          </w:pPr>
+          <w:r>
+            <w:rPr>
+              <w:color w:val="111827"/>
+              <w:sz w:val="17"/>
+            </w:rPr>
+            <w:t>forgottenfelineswales.org</w:t>
+          </w:r>
+        </w:p>
+      </w:tc>
+    </w:tr>
+  </w:tbl>
+  <w:p>
+    <w:pPr>
+      <w:spacing w:before="80" w:after="0"/>
+      <w:pBdr>
+        <w:bottom w:val="single" w:sz="18" w:space="1" w:color="05A44E"/>
+      </w:pBdr>
+    </w:pPr>
+  </w:p>
+</w:hdr>
 </file>
 
 <file path=word/numbering.xml><?xml version="1.0" encoding="utf-8"?>
@@ -1485,6 +1696,7 @@
     <w:rsid w:val="00FC693F"/>
     <w:rPr>
       <w:rFonts w:ascii="Calibri" w:hAnsi="Calibri"/>
+      <w:color w:val="111827"/>
       <w:sz w:val="22"/>
     </w:rPr>
   </w:style>
